--- a/docs/应力斑位置评分指标_技术说明.docx
+++ b/docs/应力斑位置评分指标_技术说明.docx
@@ -148,7 +148,7 @@
           <w:b w:val="0"/>
           <w:sz w:val="21"/>
         </w:rPr>
-        <w:t>以及与既有 CCP 指标的分工协作。全部公式与数值与现行工程实现逐一</w:t>
+        <w:t>以及与纹理类指标的分工。全部公式与数值与现行工程实现逐一</w:t>
       </w:r>
       <w:r>
         <w:br/>
@@ -300,7 +300,7 @@
           <w:b w:val="0"/>
           <w:sz w:val="21"/>
         </w:rPr>
-        <w:t>第五部分　与 CCP 指标的协作——两者分工与 CCP 的位置盲区；</w:t>
+        <w:t>第五部分　实测算例——115 片人工标注样片上的统计与示例；</w:t>
       </w:r>
       <w:r>
         <w:br/>
@@ -311,18 +311,7 @@
           <w:b w:val="0"/>
           <w:sz w:val="21"/>
         </w:rPr>
-        <w:t>第六部分　实测算例——121 片人工标注样片上的统计与示例（含 CCP 讲解）；</w:t>
-      </w:r>
-      <w:r>
-        <w:br/>
-      </w:r>
-      <w:r>
-        <w:rPr>
-          <w:rFonts w:ascii="Microsoft YaHei" w:hAnsi="Microsoft YaHei" w:eastAsia="微软雅黑"/>
-          <w:b w:val="0"/>
-          <w:sz w:val="21"/>
-        </w:rPr>
-        <w:t>第七部分　现状与待标定项——适用范围（形状限制）与标定状态。</w:t>
+        <w:t>第六部分　现状与待标定项——适用范围（形状限制）与标定状态。</w:t>
       </w:r>
       <w:r>
         <w:br/>
@@ -438,7 +427,7 @@
           <w:b w:val="0"/>
           <w:sz w:val="21"/>
         </w:rPr>
-        <w:t>"分布形态"与"分布位置"是两个不同的问题——CCP 能区分集中型与分散型</w:t>
+        <w:t>"分布形态"与"分布位置"是两个不同的问题——共生统计类指标刻画的是</w:t>
       </w:r>
       <w:r>
         <w:br/>
@@ -449,7 +438,7 @@
           <w:b w:val="0"/>
           <w:sz w:val="21"/>
         </w:rPr>
-        <w:t>的纹理形态，但其计算不保留像素坐标，同一片斑纹整体移到板面任何位置，</w:t>
+        <w:t>纹理形态，而"斑长在板面哪里"需要先判出斑域再作几何度量；光程差伪彩色</w:t>
       </w:r>
       <w:r>
         <w:br/>
@@ -460,18 +449,7 @@
           <w:b w:val="0"/>
           <w:sz w:val="21"/>
         </w:rPr>
-        <w:t>CCP 数值基本不变（第五部分自数学构造论证）；光程差伪彩色图像虽承载完整</w:t>
-      </w:r>
-      <w:r>
-        <w:br/>
-      </w:r>
-      <w:r>
-        <w:rPr>
-          <w:rFonts w:ascii="Microsoft YaHei" w:hAnsi="Microsoft YaHei" w:eastAsia="微软雅黑"/>
-          <w:b w:val="0"/>
-          <w:sz w:val="21"/>
-        </w:rPr>
-        <w:t>空间信息，在草案中仅作报告图示，无位置量化输出。</w:t>
+        <w:t>图像虽承载完整空间信息，在草案中仅作报告图示，无位置量化输出。</w:t>
       </w:r>
     </w:p>
     <w:p>
@@ -550,7 +528,7 @@
           <w:b w:val="0"/>
           <w:sz w:val="21"/>
         </w:rPr>
-        <w:t>算法；其适用范围（形状限制）与当前待标定项在第七部分如实列示。</w:t>
+        <w:t>算法；其适用范围（形状限制）与当前待标定项在第六部分如实列示。</w:t>
       </w:r>
     </w:p>
     <w:p>
@@ -1002,7 +980,7 @@
           <w:b/>
           <w:sz w:val="22"/>
         </w:rPr>
-        <w:t>1.5　与 CCP 的一句话分工</w:t>
+        <w:t>1.5　与纹理类指标的分工</w:t>
       </w:r>
     </w:p>
     <w:p>
@@ -1015,7 +993,7 @@
           <w:b w:val="0"/>
           <w:sz w:val="21"/>
         </w:rPr>
-        <w:t>CCP 刻画相邻灰度变化的剧烈程度与纹理形态（集中型/分散型），对整体</w:t>
+        <w:t>草案的 CCP 与其后继形式（位置加权组合纹理指数）都建立在灰度共生</w:t>
       </w:r>
       <w:r>
         <w:br/>
@@ -1026,7 +1004,7 @@
           <w:b w:val="0"/>
           <w:sz w:val="21"/>
         </w:rPr>
-        <w:t>深浅的等比变化与位置平移都不敏感；位置指标专门刻画斑纹在板面上的</w:t>
+        <w:t>统计上，回答的是"相邻像素的灰度变化有多剧烈、纹理形态如何"；本指标</w:t>
       </w:r>
       <w:r>
         <w:br/>
@@ -1037,7 +1015,51 @@
           <w:b w:val="0"/>
           <w:sz w:val="21"/>
         </w:rPr>
-        <w:t>位置分布。二者互补、不互相替代（详见第五部分）。</w:t>
+        <w:t>回答的是"斑纹在板面上长在哪里、铺占多广"——先判出斑的二值域，</w:t>
+      </w:r>
+      <w:r>
+        <w:br/>
+      </w:r>
+      <w:r>
+        <w:rPr>
+          <w:rFonts w:ascii="Microsoft YaHei" w:hAnsi="Microsoft YaHei" w:eastAsia="微软雅黑"/>
+          <w:b w:val="0"/>
+          <w:sz w:val="21"/>
+        </w:rPr>
+        <w:t>再问其位置与面积。两类指标的失效模式互补：满板细密条纹会被纹理类</w:t>
+      </w:r>
+      <w:r>
+        <w:br/>
+      </w:r>
+      <w:r>
+        <w:rPr>
+          <w:rFonts w:ascii="Microsoft YaHei" w:hAnsi="Microsoft YaHei" w:eastAsia="微软雅黑"/>
+          <w:b w:val="0"/>
+          <w:sz w:val="21"/>
+        </w:rPr>
+        <w:t>判得重，而本指标的集中度支路因逐片自标准化被稀释；一小块深斑压住</w:t>
+      </w:r>
+      <w:r>
+        <w:br/>
+      </w:r>
+      <w:r>
+        <w:rPr>
+          <w:rFonts w:ascii="Microsoft YaHei" w:hAnsi="Microsoft YaHei" w:eastAsia="微软雅黑"/>
+          <w:b w:val="0"/>
+          <w:sz w:val="21"/>
+        </w:rPr>
+        <w:t>板面中央则相反。另本指标以中位数/MAD 定标（击穿点 50%），对单点</w:t>
+      </w:r>
+      <w:r>
+        <w:br/>
+      </w:r>
+      <w:r>
+        <w:rPr>
+          <w:rFonts w:ascii="Microsoft YaHei" w:hAnsi="Microsoft YaHei" w:eastAsia="微软雅黑"/>
+          <w:b w:val="0"/>
+          <w:sz w:val="21"/>
+        </w:rPr>
+        <w:t>坏值天然免疫，可作纹理类指标的稳健性交叉校验。</w:t>
       </w:r>
     </w:p>
     <w:p>
@@ -1074,7 +1096,7 @@
           <w:b w:val="0"/>
           <w:sz w:val="21"/>
         </w:rPr>
-        <w:t>0.33、覆盖支路 0.10/0.65）已按 121 片人工标注样片初标（2026-07-22，</w:t>
+        <w:t>0.33、覆盖支路 0.10/0.65）已按 115 片人工标注样片初标（2026-07-22，</w:t>
       </w:r>
       <w:r>
         <w:br/>
@@ -1085,7 +1107,7 @@
           <w:b w:val="0"/>
           <w:sz w:val="21"/>
         </w:rPr>
-        <w:t>见第六部分），权重下限 0.3 为工程设定值——初标非正式标定程序，如该</w:t>
+        <w:t>见第五部分），权重下限 0.3 为工程设定值——初标非正式标定程序，如该</w:t>
       </w:r>
       <w:r>
         <w:br/>
@@ -1107,7 +1129,7 @@
           <w:b w:val="0"/>
           <w:sz w:val="21"/>
         </w:rPr>
-        <w:t>说明与第七部分现状清单。</w:t>
+        <w:t>说明与第六部分现状清单。</w:t>
       </w:r>
     </w:p>
     <w:p>
@@ -3816,7 +3838,7 @@
                 <w:b w:val="0"/>
                 <w:sz w:val="18"/>
               </w:rPr>
-              <w:t>三者均按 121 片人工标注样片初标（2026-07-22，第六部分）：</w:t>
+              <w:t>三者均按 115 片人工标注样片初标（2026-07-22，第五部分）：</w:t>
             </w:r>
           </w:p>
         </w:tc>
@@ -6162,7 +6184,7 @@
           <w:b w:val="0"/>
           <w:sz w:val="19"/>
         </w:rPr>
-        <w:t xml:space="preserve">　　　 绝对灰度域把这类片封顶（121 片人工标注实测见第六部分）</w:t>
+        <w:t xml:space="preserve">　　　 绝对灰度域把这类片封顶（115 片人工标注实测见第五部分）</w:t>
       </w:r>
     </w:p>
     <w:p>
@@ -8053,7 +8075,7 @@
           <w:b w:val="0"/>
           <w:sz w:val="21"/>
         </w:rPr>
-        <w:t>——这是当前算法的形状限制（第七部分 7.1）。</w:t>
+        <w:t>——这是当前算法的形状限制（第六部分 6.1）。</w:t>
       </w:r>
     </w:p>
     <w:p>
@@ -8281,7 +8303,7 @@
           <w:b w:val="0"/>
           <w:sz w:val="21"/>
         </w:rPr>
-        <w:t>（121 片实测：某重斑片 σ_R 达 41 灰度，好片仅 13），肉眼很浓的斑带换算</w:t>
+        <w:t>（115 片实测：某重斑片 σ_R 达 41 灰度，好片仅 13），肉眼很浓的斑带换算</w:t>
       </w:r>
       <w:r>
         <w:br/>
@@ -8360,7 +8382,7 @@
           <w:b w:val="0"/>
           <w:sz w:val="21"/>
         </w:rPr>
-        <w:t>121 片人工标注样片实测（第六部分）：仅集中度支路时评分与人工分秩相关</w:t>
+        <w:t>115 片人工标注样片实测（第五部分，秩相关一律为并列取平均秩口径）：</w:t>
       </w:r>
       <w:r>
         <w:br/>
@@ -8371,7 +8393,7 @@
           <w:b w:val="0"/>
           <w:sz w:val="21"/>
         </w:rPr>
-        <w:t>0.44、最重的样片反而得最高分；双支路取小后秩相关 0.89、八个人工分档</w:t>
+        <w:t>仅集中度支路时与人工分秩相关 0.383，且人工分最低的样片（50 分档）</w:t>
       </w:r>
       <w:r>
         <w:br/>
@@ -8382,7 +8404,7 @@
           <w:b w:val="0"/>
           <w:sz w:val="21"/>
         </w:rPr>
-        <w:t>均值严格单调。代价同样如实列示：覆盖支路依赖同批曝光一致（4.1 适用</w:t>
+        <w:t>因整片皆斑自吞反而拿到该支路满分 100——正是上述边界的实例；双支路</w:t>
       </w:r>
       <w:r>
         <w:br/>
@@ -8393,7 +8415,116 @@
           <w:b w:val="0"/>
           <w:sz w:val="21"/>
         </w:rPr>
-        <w:t>边界），跨批、跨设备绝对可比须待灰度标定完成。</w:t>
+        <w:t>取小后秩相关升至 0.879。</w:t>
+      </w:r>
+      <w:r>
+        <w:br/>
+      </w:r>
+      <w:r>
+        <w:rPr>
+          <w:rFonts w:ascii="Microsoft YaHei" w:hAnsi="Microsoft YaHei" w:eastAsia="微软雅黑"/>
+          <w:b w:val="0"/>
+          <w:sz w:val="21"/>
+        </w:rPr>
+      </w:r>
+      <w:r>
+        <w:br/>
+      </w:r>
+      <w:r>
+        <w:rPr>
+          <w:rFonts w:ascii="Microsoft YaHei" w:hAnsi="Microsoft YaHei" w:eastAsia="微软雅黑"/>
+          <w:b w:val="0"/>
+          <w:sz w:val="21"/>
+        </w:rPr>
+        <w:t>两点如实披露，不作有利取舍：</w:t>
+      </w:r>
+      <w:r>
+        <w:br/>
+      </w:r>
+      <w:r>
+        <w:rPr>
+          <w:rFonts w:ascii="Microsoft YaHei" w:hAnsi="Microsoft YaHei" w:eastAsia="微软雅黑"/>
+          <w:b w:val="0"/>
+          <w:sz w:val="21"/>
+        </w:rPr>
+        <w:t>其一，**仅覆盖度支路的秩相关为 0.940，高于取小后的 0.879**</w:t>
+      </w:r>
+      <w:r>
+        <w:br/>
+      </w:r>
+      <w:r>
+        <w:rPr>
+          <w:rFonts w:ascii="Microsoft YaHei" w:hAnsi="Microsoft YaHei" w:eastAsia="微软雅黑"/>
+          <w:b w:val="0"/>
+          <w:sz w:val="21"/>
+        </w:rPr>
+        <w:t>——就本批样片的排序一致性而言，取小并非最优组合。仍采用</w:t>
+      </w:r>
+      <w:r>
+        <w:br/>
+      </w:r>
+      <w:r>
+        <w:rPr>
+          <w:rFonts w:ascii="Microsoft YaHei" w:hAnsi="Microsoft YaHei" w:eastAsia="微软雅黑"/>
+          <w:b w:val="0"/>
+          <w:sz w:val="21"/>
+        </w:rPr>
+        <w:t>取小是出于保守：覆盖支路以固定灰度阈计量，其有效性依赖同批曝光一致</w:t>
+      </w:r>
+      <w:r>
+        <w:br/>
+      </w:r>
+      <w:r>
+        <w:rPr>
+          <w:rFonts w:ascii="Microsoft YaHei" w:hAnsi="Microsoft YaHei" w:eastAsia="微软雅黑"/>
+          <w:b w:val="0"/>
+          <w:sz w:val="21"/>
+        </w:rPr>
+        <w:t>（4.1 适用边界），单用它会把该前提变成整个指标的前提；取小则在两条支路</w:t>
+      </w:r>
+      <w:r>
+        <w:br/>
+      </w:r>
+      <w:r>
+        <w:rPr>
+          <w:rFonts w:ascii="Microsoft YaHei" w:hAnsi="Microsoft YaHei" w:eastAsia="微软雅黑"/>
+          <w:b w:val="0"/>
+          <w:sz w:val="21"/>
+        </w:rPr>
+        <w:t>任一判差时即判差，前提不成立时退化方向可预期。</w:t>
+      </w:r>
+      <w:r>
+        <w:br/>
+      </w:r>
+      <w:r>
+        <w:rPr>
+          <w:rFonts w:ascii="Microsoft YaHei" w:hAnsi="Microsoft YaHei" w:eastAsia="微软雅黑"/>
+          <w:b w:val="0"/>
+          <w:sz w:val="21"/>
+        </w:rPr>
+        <w:t>其二，分档均值**并非严格单调**：人工 90 分档均值 83.8 低于 85 分档的</w:t>
+      </w:r>
+      <w:r>
+        <w:br/>
+      </w:r>
+      <w:r>
+        <w:rPr>
+          <w:rFonts w:ascii="Microsoft YaHei" w:hAnsi="Microsoft YaHei" w:eastAsia="微软雅黑"/>
+          <w:b w:val="0"/>
+          <w:sz w:val="21"/>
+        </w:rPr>
+        <w:t>86.5（该两档样本量分别为 13 片</w:t>
+      </w:r>
+      <w:r>
+        <w:br/>
+      </w:r>
+      <w:r>
+        <w:rPr>
+          <w:rFonts w:ascii="Microsoft YaHei" w:hAnsi="Microsoft YaHei" w:eastAsia="微软雅黑"/>
+          <w:b w:val="0"/>
+          <w:sz w:val="21"/>
+        </w:rPr>
+        <w:t>与 17 片）。上述取舍与非单调项均应在正式标定程序中以独立样本复核。</w:t>
       </w:r>
     </w:p>
     <w:p>
@@ -8419,7 +8550,7 @@
           <w:color w:val="606060"/>
           <w:sz w:val="18"/>
         </w:rPr>
-        <w:t>121 片人工标注初标（非正式标定程序）；判斑核心参数的配置覆写机制当前未启用</w:t>
+        <w:t>115 片人工标注初标（非正式标定程序）；判斑核心参数的配置覆写机制当前未启用</w:t>
       </w:r>
       <w:r>
         <w:br/>
@@ -8444,7 +8575,7 @@
           <w:b/>
           <w:sz w:val="26"/>
         </w:rPr>
-        <w:t>第五部分　位置评分与 CCP 指标的协作</w:t>
+        <w:t>第五部分　实测算例（115 片人工标注样片）</w:t>
       </w:r>
     </w:p>
     <w:p>
@@ -8457,7 +8588,7 @@
           <w:b/>
           <w:sz w:val="22"/>
         </w:rPr>
-        <w:t>5.1　两指标的分工</w:t>
+        <w:t>5.1　样片来源与处理说明</w:t>
       </w:r>
     </w:p>
     <w:p>
@@ -8470,7 +8601,7 @@
           <w:b w:val="0"/>
           <w:sz w:val="21"/>
         </w:rPr>
-        <w:t>CCP（组合纹理特征）来自草案既有口径：将光程差图像灰度化后，经灰度</w:t>
+        <w:t>以下算例取自真实产线钢化玻璃的偏振暗场应力斑照片：115 张已矫正</w:t>
       </w:r>
       <w:r>
         <w:br/>
@@ -8481,7 +8612,7 @@
           <w:b w:val="0"/>
           <w:sz w:val="21"/>
         </w:rPr>
-        <w:t>共生矩阵（GLCM）提取对比度 C 与聚类突出 CP，归一化合并（草案术语</w:t>
+        <w:t>单片图，每片附专家人工评分（50～95 分，5 分一档），全部按第三部分公式</w:t>
       </w:r>
       <w:r>
         <w:br/>
@@ -8492,7 +8623,7 @@
           <w:b w:val="0"/>
           <w:sz w:val="21"/>
         </w:rPr>
-        <w:t>3.10；其注释称对比度"表征相邻像素间灰度变化的剧烈程度"、聚类突出</w:t>
+        <w:t>逐片计算。处理说明：按长边 2000 像素等比缩放计算；灰度—光程差换算未</w:t>
       </w:r>
       <w:r>
         <w:br/>
@@ -8503,46 +8634,75 @@
           <w:b w:val="0"/>
           <w:sz w:val="21"/>
         </w:rPr>
-        <w:t>"表征高灰度像素的空间集中程度"）。草案式(1)：</w:t>
+        <w:t>标定，X0.95 以灰度值列示——与第六部分所列标定状态一致。本指标主量</w:t>
+      </w:r>
+      <w:r>
+        <w:br/>
+      </w:r>
+      <w:r>
+        <w:rPr>
+          <w:rFonts w:ascii="Microsoft YaHei" w:hAnsi="Microsoft YaHei" w:eastAsia="微软雅黑"/>
+          <w:b w:val="0"/>
+          <w:sz w:val="21"/>
+        </w:rPr>
+        <w:t>ρu 对逐片仿射变换不变，不受灰度标定缺位影响。算例仅用于说明指标行为与初标</w:t>
+      </w:r>
+      <w:r>
+        <w:br/>
+      </w:r>
+      <w:r>
+        <w:rPr>
+          <w:rFonts w:ascii="Microsoft YaHei" w:hAnsi="Microsoft YaHei" w:eastAsia="微软雅黑"/>
+          <w:b w:val="0"/>
+          <w:sz w:val="21"/>
+        </w:rPr>
+        <w:t>依据，样片编号为本文自拟（甲/乙/丙/丁/戊），不构成任何分级判据。</w:t>
+      </w:r>
+      <w:r>
+        <w:br/>
+      </w:r>
+      <w:r>
+        <w:rPr>
+          <w:rFonts w:ascii="Microsoft YaHei" w:hAnsi="Microsoft YaHei" w:eastAsia="微软雅黑"/>
+          <w:b w:val="0"/>
+          <w:sz w:val="21"/>
+        </w:rPr>
+        <w:t>检测环节备注：本批曾暴露两类检出缺陷（片内亮条/亮团被误当独立玻璃片），</w:t>
+      </w:r>
+      <w:r>
+        <w:br/>
+      </w:r>
+      <w:r>
+        <w:rPr>
+          <w:rFonts w:ascii="Microsoft YaHei" w:hAnsi="Microsoft YaHei" w:eastAsia="微软雅黑"/>
+          <w:b w:val="0"/>
+          <w:sz w:val="21"/>
+        </w:rPr>
+        <w:t>已按"玻璃片不可能互相包含"的几何事实在检测前置段修复；个别照片画幅</w:t>
+      </w:r>
+      <w:r>
+        <w:br/>
+      </w:r>
+      <w:r>
+        <w:rPr>
+          <w:rFonts w:ascii="Microsoft YaHei" w:hAnsi="Microsoft YaHei" w:eastAsia="微软雅黑"/>
+          <w:b w:val="0"/>
+          <w:sz w:val="21"/>
+        </w:rPr>
+        <w:t>边缘含真实邻片残段，检出为第二片属正确行为，统计一律取主片。</w:t>
       </w:r>
     </w:p>
     <w:p>
       <w:pPr>
-        <w:jc w:val="center"/>
+        <w:spacing w:after="80" w:before="120"/>
       </w:pPr>
       <w:r>
-        <w:drawing>
-          <wp:inline xmlns:a="http://schemas.openxmlformats.org/drawingml/2006/main" xmlns:pic="http://schemas.openxmlformats.org/drawingml/2006/picture">
-            <wp:extent cx="1982585" cy="440574"/>
-            <wp:docPr id="34" name="Picture 34"/>
-            <wp:cNvGraphicFramePr>
-              <a:graphicFrameLocks noChangeAspect="1"/>
-            </wp:cNvGraphicFramePr>
-            <a:graphic>
-              <a:graphicData uri="http://schemas.openxmlformats.org/drawingml/2006/picture">
-                <pic:pic>
-                  <pic:nvPicPr>
-                    <pic:cNvPr id="0" name="formula_034.png"/>
-                    <pic:cNvPicPr/>
-                  </pic:nvPicPr>
-                  <pic:blipFill>
-                    <a:blip r:embed="rId42"/>
-                    <a:stretch>
-                      <a:fillRect/>
-                    </a:stretch>
-                  </pic:blipFill>
-                  <pic:spPr>
-                    <a:xfrm>
-                      <a:off x="0" y="0"/>
-                      <a:ext cx="1982585" cy="440574"/>
-                    </a:xfrm>
-                    <a:prstGeom prst="rect"/>
-                  </pic:spPr>
-                </pic:pic>
-              </a:graphicData>
-            </a:graphic>
-          </wp:inline>
-        </w:drawing>
+        <w:rPr>
+          <w:rFonts w:ascii="Microsoft YaHei" w:hAnsi="Microsoft YaHei" w:eastAsia="微软雅黑"/>
+          <w:b/>
+          <w:sz w:val="22"/>
+        </w:rPr>
+        <w:t>5.2　全批统计与评分层初标（115 片人工标注实测）</w:t>
       </w:r>
     </w:p>
     <w:p>
@@ -8552,48 +8712,10 @@
       <w:r>
         <w:rPr>
           <w:rFonts w:ascii="Microsoft YaHei" w:hAnsi="Microsoft YaHei" w:eastAsia="微软雅黑"/>
-          <w:b/>
-          <w:sz w:val="19"/>
-        </w:rPr>
-        <w:t>式中：</w:t>
-      </w:r>
-    </w:p>
-    <w:p>
-      <w:pPr>
-        <w:spacing w:after="80"/>
-        <w:ind w:left="504"/>
-      </w:pPr>
-      <w:r>
-        <w:rPr>
-          <w:rFonts w:ascii="Microsoft YaHei" w:hAnsi="Microsoft YaHei" w:eastAsia="微软雅黑"/>
-          <w:b w:val="0"/>
-          <w:sz w:val="19"/>
-        </w:rPr>
-        <w:t>C_a, CP_a ＝ 当前样品的对比度、聚类突出</w:t>
-      </w:r>
-      <w:r>
-        <w:br/>
-      </w:r>
-      <w:r>
-        <w:rPr>
-          <w:rFonts w:ascii="Microsoft YaHei" w:hAnsi="Microsoft YaHei" w:eastAsia="微软雅黑"/>
-          <w:b w:val="0"/>
-          <w:sz w:val="19"/>
-        </w:rPr>
-        <w:t>C_max, CP_max ＝ 参考最差样品的对比度、聚类突出（标定现状见第七部分 7.2）</w:t>
-      </w:r>
-    </w:p>
-    <w:p>
-      <w:pPr>
-        <w:spacing w:after="80"/>
-      </w:pPr>
-      <w:r>
-        <w:rPr>
-          <w:rFonts w:ascii="Microsoft YaHei" w:hAnsi="Microsoft YaHei" w:eastAsia="微软雅黑"/>
           <w:b w:val="0"/>
           <w:sz w:val="21"/>
         </w:rPr>
-        <w:t>CCP 度量纹理反差与灰度组合的统计强度；位置指标度量斑纹在板面上的</w:t>
+        <w:t>下表按人工评分分档汇总位置评分与两个测量量。全批位置评分范围</w:t>
       </w:r>
       <w:r>
         <w:br/>
@@ -8604,7 +8726,7 @@
           <w:b w:val="0"/>
           <w:sz w:val="21"/>
         </w:rPr>
-        <w:t>空间分布与集中程度。两指标近似正交、作用于不同的自由度，在加权总分</w:t>
+        <w:t>[0.0, 90.1]、低于 60 分 50 片；与人工评分的秩相关（Spearman）</w:t>
       </w:r>
       <w:r>
         <w:br/>
@@ -8615,7 +8737,7 @@
           <w:b w:val="0"/>
           <w:sz w:val="21"/>
         </w:rPr>
-        <w:t>中互补：CCP 承担纹理强度维度，位置评分承担空间位置维度（当前配置</w:t>
+        <w:t>为 0.879（并列取平均秩口径）。</w:t>
       </w:r>
       <w:r>
         <w:br/>
@@ -8626,33 +8748,18 @@
           <w:b w:val="0"/>
           <w:sz w:val="21"/>
         </w:rPr>
-        <w:t>六项平权，位置评分子分经参考标尺恒等直通）。</w:t>
-      </w:r>
-    </w:p>
-    <w:p>
-      <w:pPr>
-        <w:spacing w:after="80" w:before="120"/>
-      </w:pPr>
-      <w:r>
-        <w:rPr>
-          <w:rFonts w:ascii="Microsoft YaHei" w:hAnsi="Microsoft YaHei" w:eastAsia="微软雅黑"/>
-          <w:b/>
-          <w:sz w:val="22"/>
-        </w:rPr>
-        <w:t>5.2　CCP 的位置盲区</w:t>
-      </w:r>
-    </w:p>
-    <w:p>
-      <w:pPr>
-        <w:spacing w:after="80"/>
-      </w:pPr>
+        <w:t>分档均值总体随人工分上升，但**并非严格单调**：最高两档样本量小</w:t>
+      </w:r>
+      <w:r>
+        <w:br/>
+      </w:r>
       <w:r>
         <w:rPr>
           <w:rFonts w:ascii="Microsoft YaHei" w:hAnsi="Microsoft YaHei" w:eastAsia="微软雅黑"/>
           <w:b w:val="0"/>
           <w:sz w:val="21"/>
         </w:rPr>
-        <w:t>先申明立场：以下论证不构成对 CCP 的否定——草案表 A.1 中 CCP 是三指标</w:t>
+        <w:t>（人工 90 分 13 片、95 分 2 片），90 分档均值</w:t>
       </w:r>
       <w:r>
         <w:br/>
@@ -8663,533 +8770,7 @@
           <w:b w:val="0"/>
           <w:sz w:val="21"/>
         </w:rPr>
-        <w:t>里唯一标注"考虑空间分布"的。但"分布形态"与"分布位置"是两个问题，</w:t>
-      </w:r>
-      <w:r>
-        <w:br/>
-      </w:r>
-      <w:r>
-        <w:rPr>
-          <w:rFonts w:ascii="Microsoft YaHei" w:hAnsi="Microsoft YaHei" w:eastAsia="微软雅黑"/>
-          <w:b w:val="0"/>
-          <w:sz w:val="21"/>
-        </w:rPr>
-        <w:t>CCP 的数学构造决定它只能回答前者，论证两条：</w:t>
-      </w:r>
-    </w:p>
-    <w:p>
-      <w:pPr>
-        <w:spacing w:after="80"/>
-      </w:pPr>
-      <w:r>
-        <w:rPr>
-          <w:rFonts w:ascii="Microsoft YaHei" w:hAnsi="Microsoft YaHei" w:eastAsia="微软雅黑"/>
-          <w:b w:val="0"/>
-          <w:sz w:val="21"/>
-        </w:rPr>
-        <w:t>（一）位置信息在计数一步不可逆丢失。GLCM 对步距 1 的每对相邻像素，</w:t>
-      </w:r>
-      <w:r>
-        <w:br/>
-      </w:r>
-      <w:r>
-        <w:rPr>
-          <w:rFonts w:ascii="Microsoft YaHei" w:hAnsi="Microsoft YaHei" w:eastAsia="微软雅黑"/>
-          <w:b w:val="0"/>
-          <w:sz w:val="21"/>
-        </w:rPr>
-        <w:t>只登记其量化灰度二元组（8 级），像素坐标自始至终不进入统计；四个方向</w:t>
-      </w:r>
-      <w:r>
-        <w:br/>
-      </w:r>
-      <w:r>
-        <w:rPr>
-          <w:rFonts w:ascii="Microsoft YaHei" w:hAnsi="Microsoft YaHei" w:eastAsia="微软雅黑"/>
-          <w:b w:val="0"/>
-          <w:sz w:val="21"/>
-        </w:rPr>
-        <w:t>的结果再平均成单一标量，方向信息也被抹去。因此凡保持相邻灰度对构成</w:t>
-      </w:r>
-      <w:r>
-        <w:br/>
-      </w:r>
-      <w:r>
-        <w:rPr>
-          <w:rFonts w:ascii="Microsoft YaHei" w:hAnsi="Microsoft YaHei" w:eastAsia="微软雅黑"/>
-          <w:b w:val="0"/>
-          <w:sz w:val="21"/>
-        </w:rPr>
-        <w:t>不变的空间重排——同一批斑块贴板面中心还是散到板缘——共生分布 P 逐</w:t>
-      </w:r>
-      <w:r>
-        <w:br/>
-      </w:r>
-      <w:r>
-        <w:rPr>
-          <w:rFonts w:ascii="Microsoft YaHei" w:hAnsi="Microsoft YaHei" w:eastAsia="微软雅黑"/>
-          <w:b w:val="0"/>
-          <w:sz w:val="21"/>
-        </w:rPr>
-        <w:t>元素相同，C_a、CP_a、CCP 完全相同；一般的整体平移也只有边界一线量级</w:t>
-      </w:r>
-      <w:r>
-        <w:br/>
-      </w:r>
-      <w:r>
-        <w:rPr>
-          <w:rFonts w:ascii="Microsoft YaHei" w:hAnsi="Microsoft YaHei" w:eastAsia="微软雅黑"/>
-          <w:b w:val="0"/>
-          <w:sz w:val="21"/>
-        </w:rPr>
-        <w:t>的扰动。CCP 输出中不含任何坐标、分区或定位量。</w:t>
-      </w:r>
-    </w:p>
-    <w:p>
-      <w:pPr>
-        <w:spacing w:after="80"/>
-      </w:pPr>
-      <w:r>
-        <w:rPr>
-          <w:rFonts w:ascii="Microsoft YaHei" w:hAnsi="Microsoft YaHei" w:eastAsia="微软雅黑"/>
-          <w:b w:val="0"/>
-          <w:sz w:val="21"/>
-        </w:rPr>
-        <w:t>（二）"聚类突出"的聚类在灰度轴上，不在图像平面上。其定义式为：</w:t>
-      </w:r>
-    </w:p>
-    <w:p>
-      <w:pPr>
-        <w:jc w:val="center"/>
-      </w:pPr>
-      <w:r>
-        <w:drawing>
-          <wp:inline xmlns:a="http://schemas.openxmlformats.org/drawingml/2006/main" xmlns:pic="http://schemas.openxmlformats.org/drawingml/2006/picture">
-            <wp:extent cx="5374178" cy="477981"/>
-            <wp:docPr id="35" name="Picture 35"/>
-            <wp:cNvGraphicFramePr>
-              <a:graphicFrameLocks noChangeAspect="1"/>
-            </wp:cNvGraphicFramePr>
-            <a:graphic>
-              <a:graphicData uri="http://schemas.openxmlformats.org/drawingml/2006/picture">
-                <pic:pic>
-                  <pic:nvPicPr>
-                    <pic:cNvPr id="0" name="formula_035.png"/>
-                    <pic:cNvPicPr/>
-                  </pic:nvPicPr>
-                  <pic:blipFill>
-                    <a:blip r:embed="rId43"/>
-                    <a:stretch>
-                      <a:fillRect/>
-                    </a:stretch>
-                  </pic:blipFill>
-                  <pic:spPr>
-                    <a:xfrm>
-                      <a:off x="0" y="0"/>
-                      <a:ext cx="5374178" cy="477981"/>
-                    </a:xfrm>
-                    <a:prstGeom prst="rect"/>
-                  </pic:spPr>
-                </pic:pic>
-              </a:graphicData>
-            </a:graphic>
-          </wp:inline>
-        </w:drawing>
-      </w:r>
-    </w:p>
-    <w:p>
-      <w:pPr>
-        <w:spacing w:after="80"/>
-      </w:pPr>
-      <w:r>
-        <w:rPr>
-          <w:rFonts w:ascii="Microsoft YaHei" w:hAnsi="Microsoft YaHei" w:eastAsia="微软雅黑"/>
-          <w:b/>
-          <w:sz w:val="19"/>
-        </w:rPr>
-        <w:t>式中：</w:t>
-      </w:r>
-    </w:p>
-    <w:p>
-      <w:pPr>
-        <w:spacing w:after="80"/>
-        <w:ind w:left="504"/>
-      </w:pPr>
-      <w:r>
-        <w:rPr>
-          <w:rFonts w:ascii="Microsoft YaHei" w:hAnsi="Microsoft YaHei" w:eastAsia="微软雅黑"/>
-          <w:b w:val="0"/>
-          <w:sz w:val="19"/>
-        </w:rPr>
-        <w:t>P_k(i,j) ＝ 第 k 方向归一化对称共生矩阵；i, j ＝ 量化灰度级（0～7）</w:t>
-      </w:r>
-    </w:p>
-    <w:p>
-      <w:pPr>
-        <w:spacing w:after="80"/>
-      </w:pPr>
-      <w:r>
-        <w:rPr>
-          <w:rFonts w:ascii="Microsoft YaHei" w:hAnsi="Microsoft YaHei" w:eastAsia="微软雅黑"/>
-          <w:b w:val="0"/>
-          <w:sz w:val="21"/>
-        </w:rPr>
-        <w:t>CP_a 是相邻对灰度和对其均值的四阶中心矩——度量极端灰度组合在统计上</w:t>
-      </w:r>
-      <w:r>
-        <w:br/>
-      </w:r>
-      <w:r>
-        <w:rPr>
-          <w:rFonts w:ascii="Microsoft YaHei" w:hAnsi="Microsoft YaHei" w:eastAsia="微软雅黑"/>
-          <w:b w:val="0"/>
-          <w:sz w:val="21"/>
-        </w:rPr>
-        <w:t>的突出程度，对这些组合出现在板面何处没有任何编码。"灰度聚类突出"与</w:t>
-      </w:r>
-      <w:r>
-        <w:br/>
-      </w:r>
-      <w:r>
-        <w:rPr>
-          <w:rFonts w:ascii="Microsoft YaHei" w:hAnsi="Microsoft YaHei" w:eastAsia="微软雅黑"/>
-          <w:b w:val="0"/>
-          <w:sz w:val="21"/>
-        </w:rPr>
-        <w:t>"斑纹在空间上聚集"不能混同。</w:t>
-      </w:r>
-      <w:r>
-        <w:br/>
-      </w:r>
-      <w:r>
-        <w:rPr>
-          <w:rFonts w:ascii="Microsoft YaHei" w:hAnsi="Microsoft YaHei" w:eastAsia="微软雅黑"/>
-          <w:b w:val="0"/>
-          <w:sz w:val="21"/>
-        </w:rPr>
-        <w:t>以上论证的实测印证见第六部分 6.5：斑纹整体移离板面中心后，CCP 仅有</w:t>
-      </w:r>
-      <w:r>
-        <w:br/>
-      </w:r>
-      <w:r>
-        <w:rPr>
-          <w:rFonts w:ascii="Microsoft YaHei" w:hAnsi="Microsoft YaHei" w:eastAsia="微软雅黑"/>
-          <w:b w:val="0"/>
-          <w:sz w:val="21"/>
-        </w:rPr>
-        <w:t>拼接缝量级的起伏（约 3%），指标主量 ρu 下降近三成。</w:t>
-      </w:r>
-    </w:p>
-    <w:p>
-      <w:pPr>
-        <w:spacing w:after="80" w:before="120"/>
-      </w:pPr>
-      <w:r>
-        <w:rPr>
-          <w:rFonts w:ascii="Microsoft YaHei" w:hAnsi="Microsoft YaHei" w:eastAsia="微软雅黑"/>
-          <w:b/>
-          <w:sz w:val="22"/>
-        </w:rPr>
-        <w:t>5.3　协作方式与结论</w:t>
-      </w:r>
-    </w:p>
-    <w:p>
-      <w:pPr>
-        <w:spacing w:after="80"/>
-      </w:pPr>
-      <w:r>
-        <w:rPr>
-          <w:rFonts w:ascii="Microsoft YaHei" w:hAnsi="Microsoft YaHei" w:eastAsia="微软雅黑"/>
-          <w:b w:val="0"/>
-          <w:sz w:val="21"/>
-        </w:rPr>
-        <w:t>协作方式为按维度分工、在加权总分中互补：纹理强度维度由 CCP 承担，</w:t>
-      </w:r>
-      <w:r>
-        <w:br/>
-      </w:r>
-      <w:r>
-        <w:rPr>
-          <w:rFonts w:ascii="Microsoft YaHei" w:hAnsi="Microsoft YaHei" w:eastAsia="微软雅黑"/>
-          <w:b w:val="0"/>
-          <w:sz w:val="21"/>
-        </w:rPr>
-        <w:t>完整沿用草案口径、不作任何修改（其参考值标定为独立待办事项，标定到位</w:t>
-      </w:r>
-      <w:r>
-        <w:br/>
-      </w:r>
-      <w:r>
-        <w:rPr>
-          <w:rFonts w:ascii="Microsoft YaHei" w:hAnsi="Microsoft YaHei" w:eastAsia="微软雅黑"/>
-          <w:b w:val="0"/>
-          <w:sz w:val="21"/>
-        </w:rPr>
-        <w:t>即可由批内口径切换为标准口径）；空间位置维度由位置指标承担——草案三</w:t>
-      </w:r>
-      <w:r>
-        <w:br/>
-      </w:r>
-      <w:r>
-        <w:rPr>
-          <w:rFonts w:ascii="Microsoft YaHei" w:hAnsi="Microsoft YaHei" w:eastAsia="微软雅黑"/>
-          <w:b w:val="0"/>
-          <w:sz w:val="21"/>
-        </w:rPr>
-        <w:t>个判级指标均为聚合标量、无位置输出，位置指标恰好补齐这一维度的空白。</w:t>
-      </w:r>
-      <w:r>
-        <w:br/>
-      </w:r>
-      <w:r>
-        <w:rPr>
-          <w:rFonts w:ascii="Microsoft YaHei" w:hAnsi="Microsoft YaHei" w:eastAsia="微软雅黑"/>
-          <w:b w:val="0"/>
-          <w:sz w:val="21"/>
-        </w:rPr>
-        <w:t>就工程成熟度：位置指标不需要新算法（既有评分流水线在一组固定口径下的</w:t>
-      </w:r>
-      <w:r>
-        <w:br/>
-      </w:r>
-      <w:r>
-        <w:rPr>
-          <w:rFonts w:ascii="Microsoft YaHei" w:hAnsi="Microsoft YaHei" w:eastAsia="微软雅黑"/>
-          <w:b w:val="0"/>
-          <w:sz w:val="21"/>
-        </w:rPr>
-        <w:t>输出）、判定口径与现场调参彻底解耦、确定性计算可独立复算复核，评分层</w:t>
-      </w:r>
-      <w:r>
-        <w:br/>
-      </w:r>
-      <w:r>
-        <w:rPr>
-          <w:rFonts w:ascii="Microsoft YaHei" w:hAnsi="Microsoft YaHei" w:eastAsia="微软雅黑"/>
-          <w:b w:val="0"/>
-          <w:sz w:val="21"/>
-        </w:rPr>
-        <w:t>并已按 115 片人工标注样片初标并验证与人工评价的一致性（第六部分）。</w:t>
-      </w:r>
-      <w:r>
-        <w:br/>
-      </w:r>
-      <w:r>
-        <w:rPr>
-          <w:rFonts w:ascii="Microsoft YaHei" w:hAnsi="Microsoft YaHei" w:eastAsia="微软雅黑"/>
-          <w:b w:val="0"/>
-          <w:sz w:val="21"/>
-        </w:rPr>
-        <w:t>结论：CCP 与位置指标构成"纹理强度 + 空间位置"的双维度覆盖，二者近似</w:t>
-      </w:r>
-      <w:r>
-        <w:br/>
-      </w:r>
-      <w:r>
-        <w:rPr>
-          <w:rFonts w:ascii="Microsoft YaHei" w:hAnsi="Microsoft YaHei" w:eastAsia="微软雅黑"/>
-          <w:b w:val="0"/>
-          <w:sz w:val="21"/>
-        </w:rPr>
-        <w:t>正交、互不替代。建议将"应力斑位置评分"（主量为应力斑中心集中度 ρu）</w:t>
-      </w:r>
-      <w:r>
-        <w:br/>
-      </w:r>
-      <w:r>
-        <w:rPr>
-          <w:rFonts w:ascii="Microsoft YaHei" w:hAnsi="Microsoft YaHei" w:eastAsia="微软雅黑"/>
-          <w:b w:val="0"/>
-          <w:sz w:val="21"/>
-        </w:rPr>
-        <w:t>作为与 CCP 并行互补的候选指标纳入新国标评价框架。</w:t>
-      </w:r>
-    </w:p>
-    <w:p>
-      <w:pPr>
-        <w:spacing w:after="80" w:before="200"/>
-      </w:pPr>
-      <w:r>
-        <w:rPr>
-          <w:rFonts w:ascii="Microsoft YaHei" w:hAnsi="Microsoft YaHei" w:eastAsia="微软雅黑"/>
-          <w:b/>
-          <w:sz w:val="26"/>
-        </w:rPr>
-        <w:t>第六部分　实测算例（121 片人工标注样片）</w:t>
-      </w:r>
-    </w:p>
-    <w:p>
-      <w:pPr>
-        <w:spacing w:after="80" w:before="120"/>
-      </w:pPr>
-      <w:r>
-        <w:rPr>
-          <w:rFonts w:ascii="Microsoft YaHei" w:hAnsi="Microsoft YaHei" w:eastAsia="微软雅黑"/>
-          <w:b/>
-          <w:sz w:val="22"/>
-        </w:rPr>
-        <w:t>6.1　样片来源与处理说明</w:t>
-      </w:r>
-    </w:p>
-    <w:p>
-      <w:pPr>
-        <w:spacing w:after="80"/>
-      </w:pPr>
-      <w:r>
-        <w:rPr>
-          <w:rFonts w:ascii="Microsoft YaHei" w:hAnsi="Microsoft YaHei" w:eastAsia="微软雅黑"/>
-          <w:b w:val="0"/>
-          <w:sz w:val="21"/>
-        </w:rPr>
-        <w:t>以下算例取自真实产线钢化玻璃的偏振暗场应力斑照片：115 张已矫正</w:t>
-      </w:r>
-      <w:r>
-        <w:br/>
-      </w:r>
-      <w:r>
-        <w:rPr>
-          <w:rFonts w:ascii="Microsoft YaHei" w:hAnsi="Microsoft YaHei" w:eastAsia="微软雅黑"/>
-          <w:b w:val="0"/>
-          <w:sz w:val="21"/>
-        </w:rPr>
-        <w:t>单片图，每片附专家人工评分（50～85 分，分档打分），全部按第三部分公式</w:t>
-      </w:r>
-      <w:r>
-        <w:br/>
-      </w:r>
-      <w:r>
-        <w:rPr>
-          <w:rFonts w:ascii="Microsoft YaHei" w:hAnsi="Microsoft YaHei" w:eastAsia="微软雅黑"/>
-          <w:b w:val="0"/>
-          <w:sz w:val="21"/>
-        </w:rPr>
-        <w:t>逐片计算。处理说明：按长边 2000 像素等比缩放计算；灰度—光程差换算未</w:t>
-      </w:r>
-      <w:r>
-        <w:br/>
-      </w:r>
-      <w:r>
-        <w:rPr>
-          <w:rFonts w:ascii="Microsoft YaHei" w:hAnsi="Microsoft YaHei" w:eastAsia="微软雅黑"/>
-          <w:b w:val="0"/>
-          <w:sz w:val="21"/>
-        </w:rPr>
-        <w:t>标定，X0.95 以灰度值列示；CCP 按原始像素口径（未作 1 像素 = 1 毫米重</w:t>
-      </w:r>
-      <w:r>
-        <w:br/>
-      </w:r>
-      <w:r>
-        <w:rPr>
-          <w:rFonts w:ascii="Microsoft YaHei" w:hAnsi="Microsoft YaHei" w:eastAsia="微软雅黑"/>
-          <w:b w:val="0"/>
-          <w:sz w:val="21"/>
-        </w:rPr>
-        <w:t>采样）——与第七部分所列标定状态一致。算例仅用于说明指标行为与初标</w:t>
-      </w:r>
-      <w:r>
-        <w:br/>
-      </w:r>
-      <w:r>
-        <w:rPr>
-          <w:rFonts w:ascii="Microsoft YaHei" w:hAnsi="Microsoft YaHei" w:eastAsia="微软雅黑"/>
-          <w:b w:val="0"/>
-          <w:sz w:val="21"/>
-        </w:rPr>
-        <w:t>依据，样片编号为本文自拟（甲/乙/丙/丁/戊），不构成任何分级判据。</w:t>
-      </w:r>
-      <w:r>
-        <w:br/>
-      </w:r>
-      <w:r>
-        <w:rPr>
-          <w:rFonts w:ascii="Microsoft YaHei" w:hAnsi="Microsoft YaHei" w:eastAsia="微软雅黑"/>
-          <w:b w:val="0"/>
-          <w:sz w:val="21"/>
-        </w:rPr>
-        <w:t>检测环节备注：本批曾暴露两类检出缺陷（片内亮条/亮团被误当独立玻璃片），</w:t>
-      </w:r>
-      <w:r>
-        <w:br/>
-      </w:r>
-      <w:r>
-        <w:rPr>
-          <w:rFonts w:ascii="Microsoft YaHei" w:hAnsi="Microsoft YaHei" w:eastAsia="微软雅黑"/>
-          <w:b w:val="0"/>
-          <w:sz w:val="21"/>
-        </w:rPr>
-        <w:t>已按"玻璃片不可能互相包含"的几何事实在检测前置段修复；个别照片画幅</w:t>
-      </w:r>
-      <w:r>
-        <w:br/>
-      </w:r>
-      <w:r>
-        <w:rPr>
-          <w:rFonts w:ascii="Microsoft YaHei" w:hAnsi="Microsoft YaHei" w:eastAsia="微软雅黑"/>
-          <w:b w:val="0"/>
-          <w:sz w:val="21"/>
-        </w:rPr>
-        <w:t>边缘含真实邻片残段，检出为第二片属正确行为，统计一律取主片。</w:t>
-      </w:r>
-    </w:p>
-    <w:p>
-      <w:pPr>
-        <w:spacing w:after="80" w:before="120"/>
-      </w:pPr>
-      <w:r>
-        <w:rPr>
-          <w:rFonts w:ascii="Microsoft YaHei" w:hAnsi="Microsoft YaHei" w:eastAsia="微软雅黑"/>
-          <w:b/>
-          <w:sz w:val="22"/>
-        </w:rPr>
-        <w:t>6.2　全批统计与评分层初标（115 片人工标注实测）</w:t>
-      </w:r>
-    </w:p>
-    <w:p>
-      <w:pPr>
-        <w:spacing w:after="80"/>
-      </w:pPr>
-      <w:r>
-        <w:rPr>
-          <w:rFonts w:ascii="Microsoft YaHei" w:hAnsi="Microsoft YaHei" w:eastAsia="微软雅黑"/>
-          <w:b w:val="0"/>
-          <w:sz w:val="21"/>
-        </w:rPr>
-        <w:t>下表按人工评分分档汇总位置评分与两个测量量。全批位置评分范围</w:t>
-      </w:r>
-      <w:r>
-        <w:br/>
-      </w:r>
-      <w:r>
-        <w:rPr>
-          <w:rFonts w:ascii="Microsoft YaHei" w:hAnsi="Microsoft YaHei" w:eastAsia="微软雅黑"/>
-          <w:b w:val="0"/>
-          <w:sz w:val="21"/>
-        </w:rPr>
-        <w:t>[0.0, 90.1]、低于 60 分 50 片；与人工评分的秩相关（Spearman）</w:t>
-      </w:r>
-      <w:r>
-        <w:br/>
-      </w:r>
-      <w:r>
-        <w:rPr>
-          <w:rFonts w:ascii="Microsoft YaHei" w:hAnsi="Microsoft YaHei" w:eastAsia="微软雅黑"/>
-          <w:b w:val="0"/>
-          <w:sz w:val="21"/>
-        </w:rPr>
-        <w:t>为 0.888，且八个人工分档的评分均值随人工分严格单调——评分层三参数</w:t>
-      </w:r>
-      <w:r>
-        <w:br/>
-      </w:r>
-      <w:r>
-        <w:rPr>
-          <w:rFonts w:ascii="Microsoft YaHei" w:hAnsi="Microsoft YaHei" w:eastAsia="微软雅黑"/>
-          <w:b w:val="0"/>
-          <w:sz w:val="21"/>
-        </w:rPr>
-        <w:t>（ρ0、C_0、C_1）即按本批初标。</w:t>
+        <w:t>低于 85 分档，如实列于下表。评分层三参数（ρ0、C_0、C_1）即按本批初标。</w:t>
       </w:r>
     </w:p>
     <w:tbl>
@@ -10197,6 +9778,226 @@
           </w:p>
         </w:tc>
       </w:tr>
+      <w:tr>
+        <w:tc>
+          <w:tcPr>
+            <w:tcW w:type="dxa" w:w="1440"/>
+          </w:tcPr>
+          <w:p>
+            <w:pPr>
+              <w:spacing w:after="0"/>
+            </w:pPr>
+            <w:r>
+              <w:rPr>
+                <w:rFonts w:ascii="Microsoft YaHei" w:hAnsi="Microsoft YaHei" w:eastAsia="微软雅黑"/>
+                <w:b w:val="0"/>
+                <w:sz w:val="18"/>
+              </w:rPr>
+              <w:t xml:space="preserve">  90</w:t>
+            </w:r>
+          </w:p>
+        </w:tc>
+        <w:tc>
+          <w:tcPr>
+            <w:tcW w:type="dxa" w:w="1440"/>
+          </w:tcPr>
+          <w:p>
+            <w:pPr>
+              <w:spacing w:after="0"/>
+            </w:pPr>
+            <w:r>
+              <w:rPr>
+                <w:rFonts w:ascii="Microsoft YaHei" w:hAnsi="Microsoft YaHei" w:eastAsia="微软雅黑"/>
+                <w:b w:val="0"/>
+                <w:sz w:val="18"/>
+              </w:rPr>
+              <w:t xml:space="preserve"> 13</w:t>
+            </w:r>
+          </w:p>
+        </w:tc>
+        <w:tc>
+          <w:tcPr>
+            <w:tcW w:type="dxa" w:w="1440"/>
+          </w:tcPr>
+          <w:p>
+            <w:pPr>
+              <w:spacing w:after="0"/>
+            </w:pPr>
+            <w:r>
+              <w:rPr>
+                <w:rFonts w:ascii="Microsoft YaHei" w:hAnsi="Microsoft YaHei" w:eastAsia="微软雅黑"/>
+                <w:b w:val="0"/>
+                <w:sz w:val="18"/>
+              </w:rPr>
+              <w:t xml:space="preserve"> 83.8</w:t>
+            </w:r>
+          </w:p>
+        </w:tc>
+        <w:tc>
+          <w:tcPr>
+            <w:tcW w:type="dxa" w:w="1440"/>
+          </w:tcPr>
+          <w:p>
+            <w:pPr>
+              <w:spacing w:after="0"/>
+            </w:pPr>
+            <w:r>
+              <w:rPr>
+                <w:rFonts w:ascii="Microsoft YaHei" w:hAnsi="Microsoft YaHei" w:eastAsia="微软雅黑"/>
+                <w:b w:val="0"/>
+                <w:sz w:val="18"/>
+              </w:rPr>
+              <w:t>[ 80.3 ,  87.0]</w:t>
+            </w:r>
+          </w:p>
+        </w:tc>
+        <w:tc>
+          <w:tcPr>
+            <w:tcW w:type="dxa" w:w="1440"/>
+          </w:tcPr>
+          <w:p>
+            <w:pPr>
+              <w:spacing w:after="0"/>
+            </w:pPr>
+            <w:r>
+              <w:rPr>
+                <w:rFonts w:ascii="Microsoft YaHei" w:hAnsi="Microsoft YaHei" w:eastAsia="微软雅黑"/>
+                <w:b w:val="0"/>
+                <w:sz w:val="18"/>
+              </w:rPr>
+              <w:t>0.053</w:t>
+            </w:r>
+          </w:p>
+        </w:tc>
+        <w:tc>
+          <w:tcPr>
+            <w:tcW w:type="dxa" w:w="1440"/>
+          </w:tcPr>
+          <w:p>
+            <w:pPr>
+              <w:spacing w:after="0"/>
+            </w:pPr>
+            <w:r>
+              <w:rPr>
+                <w:rFonts w:ascii="Microsoft YaHei" w:hAnsi="Microsoft YaHei" w:eastAsia="微软雅黑"/>
+                <w:b w:val="0"/>
+                <w:sz w:val="18"/>
+              </w:rPr>
+              <w:t>0.044</w:t>
+            </w:r>
+          </w:p>
+        </w:tc>
+      </w:tr>
+      <w:tr>
+        <w:tc>
+          <w:tcPr>
+            <w:tcW w:type="dxa" w:w="1440"/>
+          </w:tcPr>
+          <w:p>
+            <w:pPr>
+              <w:spacing w:after="0"/>
+            </w:pPr>
+            <w:r>
+              <w:rPr>
+                <w:rFonts w:ascii="Microsoft YaHei" w:hAnsi="Microsoft YaHei" w:eastAsia="微软雅黑"/>
+                <w:b w:val="0"/>
+                <w:sz w:val="18"/>
+              </w:rPr>
+              <w:t xml:space="preserve">  95</w:t>
+            </w:r>
+          </w:p>
+        </w:tc>
+        <w:tc>
+          <w:tcPr>
+            <w:tcW w:type="dxa" w:w="1440"/>
+          </w:tcPr>
+          <w:p>
+            <w:pPr>
+              <w:spacing w:after="0"/>
+            </w:pPr>
+            <w:r>
+              <w:rPr>
+                <w:rFonts w:ascii="Microsoft YaHei" w:hAnsi="Microsoft YaHei" w:eastAsia="微软雅黑"/>
+                <w:b w:val="0"/>
+                <w:sz w:val="18"/>
+              </w:rPr>
+              <w:t xml:space="preserve">  2</w:t>
+            </w:r>
+          </w:p>
+        </w:tc>
+        <w:tc>
+          <w:tcPr>
+            <w:tcW w:type="dxa" w:w="1440"/>
+          </w:tcPr>
+          <w:p>
+            <w:pPr>
+              <w:spacing w:after="0"/>
+            </w:pPr>
+            <w:r>
+              <w:rPr>
+                <w:rFonts w:ascii="Microsoft YaHei" w:hAnsi="Microsoft YaHei" w:eastAsia="微软雅黑"/>
+                <w:b w:val="0"/>
+                <w:sz w:val="18"/>
+              </w:rPr>
+              <w:t xml:space="preserve"> 85.9</w:t>
+            </w:r>
+          </w:p>
+        </w:tc>
+        <w:tc>
+          <w:tcPr>
+            <w:tcW w:type="dxa" w:w="1440"/>
+          </w:tcPr>
+          <w:p>
+            <w:pPr>
+              <w:spacing w:after="0"/>
+            </w:pPr>
+            <w:r>
+              <w:rPr>
+                <w:rFonts w:ascii="Microsoft YaHei" w:hAnsi="Microsoft YaHei" w:eastAsia="微软雅黑"/>
+                <w:b w:val="0"/>
+                <w:sz w:val="18"/>
+              </w:rPr>
+              <w:t>[ 84.1 ,  87.8]</w:t>
+            </w:r>
+          </w:p>
+        </w:tc>
+        <w:tc>
+          <w:tcPr>
+            <w:tcW w:type="dxa" w:w="1440"/>
+          </w:tcPr>
+          <w:p>
+            <w:pPr>
+              <w:spacing w:after="0"/>
+            </w:pPr>
+            <w:r>
+              <w:rPr>
+                <w:rFonts w:ascii="Microsoft YaHei" w:hAnsi="Microsoft YaHei" w:eastAsia="微软雅黑"/>
+                <w:b w:val="0"/>
+                <w:sz w:val="18"/>
+              </w:rPr>
+              <w:t>0.046</w:t>
+            </w:r>
+          </w:p>
+        </w:tc>
+        <w:tc>
+          <w:tcPr>
+            <w:tcW w:type="dxa" w:w="1440"/>
+          </w:tcPr>
+          <w:p>
+            <w:pPr>
+              <w:spacing w:after="0"/>
+            </w:pPr>
+            <w:r>
+              <w:rPr>
+                <w:rFonts w:ascii="Microsoft YaHei" w:hAnsi="Microsoft YaHei" w:eastAsia="微软雅黑"/>
+                <w:b w:val="0"/>
+                <w:sz w:val="18"/>
+              </w:rPr>
+              <w:t>0.048</w:t>
+            </w:r>
+          </w:p>
+        </w:tc>
+      </w:tr>
     </w:tbl>
     <w:p>
       <w:pPr>
@@ -10211,7 +10012,7 @@
         <w:drawing>
           <wp:inline xmlns:a="http://schemas.openxmlformats.org/drawingml/2006/main" xmlns:pic="http://schemas.openxmlformats.org/drawingml/2006/picture">
             <wp:extent cx="5120640" cy="3360420"/>
-            <wp:docPr id="36" name="Picture 36"/>
+            <wp:docPr id="34" name="Picture 34"/>
             <wp:cNvGraphicFramePr>
               <a:graphicFrameLocks noChangeAspect="1"/>
             </wp:cNvGraphicFramePr>
@@ -10223,7 +10024,7 @@
                     <pic:cNvPicPr/>
                   </pic:nvPicPr>
                   <pic:blipFill>
-                    <a:blip r:embed="rId44"/>
+                    <a:blip r:embed="rId42"/>
                     <a:stretch>
                       <a:fillRect/>
                     </a:stretch>
@@ -10254,7 +10055,7 @@
           <w:color w:val="606060"/>
           <w:sz w:val="18"/>
         </w:rPr>
-        <w:t>图 6-1　位置评分与人工评分的散点（横向微抖动仅为显示；黑色短横=分档均值）</w:t>
+        <w:t>图 5-1　位置评分与人工评分的散点（横向微抖动仅为显示；黑色短横=分档均值）</w:t>
       </w:r>
     </w:p>
     <w:p>
@@ -10268,7 +10069,7 @@
           <w:color w:val="606060"/>
           <w:sz w:val="18"/>
         </w:rPr>
-        <w:t>口径同 6.1 处理说明：人工分为专家分档打分（同批同标准）；位置评分为双支路</w:t>
+        <w:t>口径同 5.1 处理说明：人工分为专家分档打分（同批同标准）；位置评分为双支路</w:t>
       </w:r>
       <w:r>
         <w:br/>
@@ -10293,7 +10094,7 @@
           <w:b/>
           <w:sz w:val="22"/>
         </w:rPr>
-        <w:t>6.3　位置评分算例：两条支路各管什么</w:t>
+        <w:t>5.3　位置评分算例：两条支路各管什么</w:t>
       </w:r>
     </w:p>
     <w:tbl>
@@ -10319,7 +10120,7 @@
               <w:drawing>
                 <wp:inline xmlns:a="http://schemas.openxmlformats.org/drawingml/2006/main" xmlns:pic="http://schemas.openxmlformats.org/drawingml/2006/picture">
                   <wp:extent cx="2651760" cy="2341125"/>
-                  <wp:docPr id="37" name="Picture 37"/>
+                  <wp:docPr id="35" name="Picture 35"/>
                   <wp:cNvGraphicFramePr>
                     <a:graphicFrameLocks noChangeAspect="1"/>
                   </wp:cNvGraphicFramePr>
@@ -10331,7 +10132,7 @@
                           <pic:cNvPicPr/>
                         </pic:nvPicPr>
                         <pic:blipFill>
-                          <a:blip r:embed="rId45"/>
+                          <a:blip r:embed="rId43"/>
                           <a:stretch>
                             <a:fillRect/>
                           </a:stretch>
@@ -10363,7 +10164,7 @@
               <w:drawing>
                 <wp:inline xmlns:a="http://schemas.openxmlformats.org/drawingml/2006/main" xmlns:pic="http://schemas.openxmlformats.org/drawingml/2006/picture">
                   <wp:extent cx="2651760" cy="1253904"/>
-                  <wp:docPr id="38" name="Picture 38"/>
+                  <wp:docPr id="36" name="Picture 36"/>
                   <wp:cNvGraphicFramePr>
                     <a:graphicFrameLocks noChangeAspect="1"/>
                   </wp:cNvGraphicFramePr>
@@ -10375,7 +10176,7 @@
                           <pic:cNvPicPr/>
                         </pic:nvPicPr>
                         <pic:blipFill>
-                          <a:blip r:embed="rId46"/>
+                          <a:blip r:embed="rId44"/>
                           <a:stretch>
                             <a:fillRect/>
                           </a:stretch>
@@ -10412,7 +10213,7 @@
                 <w:color w:val="606060"/>
                 <w:sz w:val="18"/>
               </w:rPr>
-              <w:t>图 6-2　样片甲（人工 85 分好片）</w:t>
+              <w:t>图 5-2　样片甲（人工 85 分好片）</w:t>
             </w:r>
           </w:p>
         </w:tc>
@@ -10431,7 +10232,7 @@
                 <w:color w:val="606060"/>
                 <w:sz w:val="18"/>
               </w:rPr>
-              <w:t>图 6-3　样片乙（人工 55 分重斑片）</w:t>
+              <w:t>图 5-3　样片乙（人工 55 分重斑片）</w:t>
             </w:r>
           </w:p>
         </w:tc>
@@ -10785,6 +10586,19 @@
     </w:p>
     <w:p>
       <w:pPr>
+        <w:spacing w:after="80" w:before="200"/>
+      </w:pPr>
+      <w:r>
+        <w:rPr>
+          <w:rFonts w:ascii="Microsoft YaHei" w:hAnsi="Microsoft YaHei" w:eastAsia="微软雅黑"/>
+          <w:b/>
+          <w:sz w:val="26"/>
+        </w:rPr>
+        <w:t>第六部分　现状与待标定项</w:t>
+      </w:r>
+    </w:p>
+    <w:p>
+      <w:pPr>
         <w:spacing w:after="80" w:before="120"/>
       </w:pPr>
       <w:r>
@@ -10793,358 +10607,8 @@
           <w:b/>
           <w:sz w:val="22"/>
         </w:rPr>
-        <w:t>6.4　CCP 算例：它量什么、不量什么</w:t>
-      </w:r>
-    </w:p>
-    <w:tbl>
-      <w:tblPr>
-        <w:tblW w:type="auto" w:w="0"/>
-        <w:jc w:val="center"/>
-        <w:tblLook w:firstColumn="1" w:firstRow="1" w:lastColumn="0" w:lastRow="0" w:noHBand="0" w:noVBand="1" w:val="04A0"/>
-      </w:tblPr>
-      <w:tblGrid>
-        <w:gridCol w:w="4320"/>
-        <w:gridCol w:w="4320"/>
-      </w:tblGrid>
-      <w:tr>
-        <w:tc>
-          <w:tcPr>
-            <w:tcW w:type="dxa" w:w="4320"/>
-          </w:tcPr>
-          <w:p>
-            <w:pPr>
-              <w:jc w:val="center"/>
-            </w:pPr>
-            <w:r>
-              <w:drawing>
-                <wp:inline xmlns:a="http://schemas.openxmlformats.org/drawingml/2006/main" xmlns:pic="http://schemas.openxmlformats.org/drawingml/2006/picture">
-                  <wp:extent cx="2651760" cy="780375"/>
-                  <wp:docPr id="39" name="Picture 39"/>
-                  <wp:cNvGraphicFramePr>
-                    <a:graphicFrameLocks noChangeAspect="1"/>
-                  </wp:cNvGraphicFramePr>
-                  <a:graphic>
-                    <a:graphicData uri="http://schemas.openxmlformats.org/drawingml/2006/picture">
-                      <pic:pic>
-                        <pic:nvPicPr>
-                          <pic:cNvPr id="0" name="ccp_hi.png"/>
-                          <pic:cNvPicPr/>
-                        </pic:nvPicPr>
-                        <pic:blipFill>
-                          <a:blip r:embed="rId47"/>
-                          <a:stretch>
-                            <a:fillRect/>
-                          </a:stretch>
-                        </pic:blipFill>
-                        <pic:spPr>
-                          <a:xfrm>
-                            <a:off x="0" y="0"/>
-                            <a:ext cx="2651760" cy="780375"/>
-                          </a:xfrm>
-                          <a:prstGeom prst="rect"/>
-                        </pic:spPr>
-                      </pic:pic>
-                    </a:graphicData>
-                  </a:graphic>
-                </wp:inline>
-              </w:drawing>
-            </w:r>
-          </w:p>
-        </w:tc>
-        <w:tc>
-          <w:tcPr>
-            <w:tcW w:type="dxa" w:w="4320"/>
-          </w:tcPr>
-          <w:p>
-            <w:pPr>
-              <w:jc w:val="center"/>
-            </w:pPr>
-            <w:r>
-              <w:drawing>
-                <wp:inline xmlns:a="http://schemas.openxmlformats.org/drawingml/2006/main" xmlns:pic="http://schemas.openxmlformats.org/drawingml/2006/picture">
-                  <wp:extent cx="2651760" cy="2318396"/>
-                  <wp:docPr id="40" name="Picture 40"/>
-                  <wp:cNvGraphicFramePr>
-                    <a:graphicFrameLocks noChangeAspect="1"/>
-                  </wp:cNvGraphicFramePr>
-                  <a:graphic>
-                    <a:graphicData uri="http://schemas.openxmlformats.org/drawingml/2006/picture">
-                      <pic:pic>
-                        <pic:nvPicPr>
-                          <pic:cNvPr id="0" name="ccp_lo.png"/>
-                          <pic:cNvPicPr/>
-                        </pic:nvPicPr>
-                        <pic:blipFill>
-                          <a:blip r:embed="rId48"/>
-                          <a:stretch>
-                            <a:fillRect/>
-                          </a:stretch>
-                        </pic:blipFill>
-                        <pic:spPr>
-                          <a:xfrm>
-                            <a:off x="0" y="0"/>
-                            <a:ext cx="2651760" cy="2318396"/>
-                          </a:xfrm>
-                          <a:prstGeom prst="rect"/>
-                        </pic:spPr>
-                      </pic:pic>
-                    </a:graphicData>
-                  </a:graphic>
-                </wp:inline>
-              </w:drawing>
-            </w:r>
-          </w:p>
-        </w:tc>
-      </w:tr>
-      <w:tr>
-        <w:tc>
-          <w:tcPr>
-            <w:tcW w:type="dxa" w:w="4320"/>
-          </w:tcPr>
-          <w:p>
-            <w:pPr>
-              <w:jc w:val="center"/>
-            </w:pPr>
-            <w:r>
-              <w:rPr>
-                <w:rFonts w:ascii="Microsoft YaHei" w:hAnsi="Microsoft YaHei" w:eastAsia="微软雅黑"/>
-                <w:b w:val="0"/>
-                <w:color w:val="606060"/>
-                <w:sz w:val="18"/>
-              </w:rPr>
-              <w:t>图 6-4　样片丙（纹理强，CCP 最高）</w:t>
-            </w:r>
-          </w:p>
-        </w:tc>
-        <w:tc>
-          <w:tcPr>
-            <w:tcW w:type="dxa" w:w="4320"/>
-          </w:tcPr>
-          <w:p>
-            <w:pPr>
-              <w:jc w:val="center"/>
-            </w:pPr>
-            <w:r>
-              <w:rPr>
-                <w:rFonts w:ascii="Microsoft YaHei" w:hAnsi="Microsoft YaHei" w:eastAsia="微软雅黑"/>
-                <w:b w:val="0"/>
-                <w:color w:val="606060"/>
-                <w:sz w:val="18"/>
-              </w:rPr>
-              <w:t>图 6-5　样片丁（纹理弱，CCP 最低）</w:t>
-            </w:r>
-          </w:p>
-        </w:tc>
-      </w:tr>
-    </w:tbl>
-    <w:p>
-      <w:pPr>
-        <w:spacing w:after="0"/>
-      </w:pPr>
-    </w:p>
-    <w:tbl>
-      <w:tblPr>
-        <w:tblStyle w:val="TableGrid"/>
-        <w:tblW w:type="auto" w:w="0"/>
-        <w:jc w:val="center"/>
-        <w:tblLook w:firstColumn="1" w:firstRow="1" w:lastColumn="0" w:lastRow="0" w:noHBand="0" w:noVBand="1" w:val="04A0"/>
-      </w:tblPr>
-      <w:tblGrid>
-        <w:gridCol w:w="1728"/>
-        <w:gridCol w:w="1728"/>
-        <w:gridCol w:w="1728"/>
-        <w:gridCol w:w="1728"/>
-        <w:gridCol w:w="1728"/>
-      </w:tblGrid>
-      <w:tr>
-        <w:tc>
-          <w:tcPr>
-            <w:tcW w:type="dxa" w:w="1728"/>
-          </w:tcPr>
-          <w:p>
-            <w:pPr>
-              <w:spacing w:after="0"/>
-            </w:pPr>
-            <w:r>
-              <w:rPr>
-                <w:rFonts w:ascii="Microsoft YaHei" w:hAnsi="Microsoft YaHei" w:eastAsia="微软雅黑"/>
-                <w:b/>
-                <w:sz w:val="18"/>
-              </w:rPr>
-              <w:t>样片丙</w:t>
-            </w:r>
-          </w:p>
-        </w:tc>
-        <w:tc>
-          <w:tcPr>
-            <w:tcW w:type="dxa" w:w="1728"/>
-          </w:tcPr>
-          <w:p>
-            <w:pPr>
-              <w:spacing w:after="0"/>
-            </w:pPr>
-            <w:r>
-              <w:rPr>
-                <w:rFonts w:ascii="Microsoft YaHei" w:hAnsi="Microsoft YaHei" w:eastAsia="微软雅黑"/>
-                <w:b/>
-                <w:sz w:val="18"/>
-              </w:rPr>
-              <w:t>人工 60</w:t>
-            </w:r>
-          </w:p>
-        </w:tc>
-        <w:tc>
-          <w:tcPr>
-            <w:tcW w:type="dxa" w:w="1728"/>
-          </w:tcPr>
-          <w:p>
-            <w:pPr>
-              <w:spacing w:after="0"/>
-            </w:pPr>
-            <w:r>
-              <w:rPr>
-                <w:rFonts w:ascii="Microsoft YaHei" w:hAnsi="Microsoft YaHei" w:eastAsia="微软雅黑"/>
-                <w:b/>
-                <w:sz w:val="18"/>
-              </w:rPr>
-              <w:t>Ca = 0.2106</w:t>
-            </w:r>
-          </w:p>
-        </w:tc>
-        <w:tc>
-          <w:tcPr>
-            <w:tcW w:type="dxa" w:w="1728"/>
-          </w:tcPr>
-          <w:p>
-            <w:pPr>
-              <w:spacing w:after="0"/>
-            </w:pPr>
-            <w:r>
-              <w:rPr>
-                <w:rFonts w:ascii="Microsoft YaHei" w:hAnsi="Microsoft YaHei" w:eastAsia="微软雅黑"/>
-                <w:b/>
-                <w:sz w:val="18"/>
-              </w:rPr>
-              <w:t>CPa = 998.8</w:t>
-            </w:r>
-          </w:p>
-        </w:tc>
-        <w:tc>
-          <w:tcPr>
-            <w:tcW w:type="dxa" w:w="1728"/>
-          </w:tcPr>
-          <w:p>
-            <w:pPr>
-              <w:spacing w:after="0"/>
-            </w:pPr>
-            <w:r>
-              <w:rPr>
-                <w:rFonts w:ascii="Microsoft YaHei" w:hAnsi="Microsoft YaHei" w:eastAsia="微软雅黑"/>
-                <w:b/>
-                <w:sz w:val="18"/>
-              </w:rPr>
-              <w:t>CCP = 1.272</w:t>
-            </w:r>
-          </w:p>
-        </w:tc>
-      </w:tr>
-      <w:tr>
-        <w:tc>
-          <w:tcPr>
-            <w:tcW w:type="dxa" w:w="1728"/>
-          </w:tcPr>
-          <w:p>
-            <w:pPr>
-              <w:spacing w:after="0"/>
-            </w:pPr>
-            <w:r>
-              <w:rPr>
-                <w:rFonts w:ascii="Microsoft YaHei" w:hAnsi="Microsoft YaHei" w:eastAsia="微软雅黑"/>
-                <w:b w:val="0"/>
-                <w:sz w:val="18"/>
-              </w:rPr>
-              <w:t>样片丁</w:t>
-            </w:r>
-          </w:p>
-        </w:tc>
-        <w:tc>
-          <w:tcPr>
-            <w:tcW w:type="dxa" w:w="1728"/>
-          </w:tcPr>
-          <w:p>
-            <w:pPr>
-              <w:spacing w:after="0"/>
-            </w:pPr>
-            <w:r>
-              <w:rPr>
-                <w:rFonts w:ascii="Microsoft YaHei" w:hAnsi="Microsoft YaHei" w:eastAsia="微软雅黑"/>
-                <w:b w:val="0"/>
-                <w:sz w:val="18"/>
-              </w:rPr>
-              <w:t>人工 95</w:t>
-            </w:r>
-          </w:p>
-        </w:tc>
-        <w:tc>
-          <w:tcPr>
-            <w:tcW w:type="dxa" w:w="1728"/>
-          </w:tcPr>
-          <w:p>
-            <w:pPr>
-              <w:spacing w:after="0"/>
-            </w:pPr>
-            <w:r>
-              <w:rPr>
-                <w:rFonts w:ascii="Microsoft YaHei" w:hAnsi="Microsoft YaHei" w:eastAsia="微软雅黑"/>
-                <w:b w:val="0"/>
-                <w:sz w:val="18"/>
-              </w:rPr>
-              <w:t>Ca = 0.0524</w:t>
-            </w:r>
-          </w:p>
-        </w:tc>
-        <w:tc>
-          <w:tcPr>
-            <w:tcW w:type="dxa" w:w="1728"/>
-          </w:tcPr>
-          <w:p>
-            <w:pPr>
-              <w:spacing w:after="0"/>
-            </w:pPr>
-            <w:r>
-              <w:rPr>
-                <w:rFonts w:ascii="Microsoft YaHei" w:hAnsi="Microsoft YaHei" w:eastAsia="微软雅黑"/>
-                <w:b w:val="0"/>
-                <w:sz w:val="18"/>
-              </w:rPr>
-              <w:t>CPa = 15.5</w:t>
-            </w:r>
-          </w:p>
-        </w:tc>
-        <w:tc>
-          <w:tcPr>
-            <w:tcW w:type="dxa" w:w="1728"/>
-          </w:tcPr>
-          <w:p>
-            <w:pPr>
-              <w:spacing w:after="0"/>
-            </w:pPr>
-            <w:r>
-              <w:rPr>
-                <w:rFonts w:ascii="Microsoft YaHei" w:hAnsi="Microsoft YaHei" w:eastAsia="微软雅黑"/>
-                <w:b w:val="0"/>
-                <w:sz w:val="18"/>
-              </w:rPr>
-              <w:t>CCP = 0.555</w:t>
-            </w:r>
-          </w:p>
-        </w:tc>
-      </w:tr>
-    </w:tbl>
-    <w:p>
-      <w:pPr>
-        <w:spacing w:after="0"/>
-      </w:pPr>
+        <w:t>6.1　适用范围（形状限制）</w:t>
+      </w:r>
     </w:p>
     <w:p>
       <w:pPr>
@@ -11156,7 +10620,7 @@
           <w:b w:val="0"/>
           <w:sz w:val="21"/>
         </w:rPr>
-        <w:t>读法（对应第五部分 5.1 的定义）：样片丙斑纹深、明暗交替剧烈——相邻</w:t>
+        <w:t>本指标当前仅覆盖矩形玻璃板：四角矫正、边框带扫描、切比雪夫等罚线均以</w:t>
       </w:r>
       <w:r>
         <w:br/>
@@ -11167,7 +10631,7 @@
           <w:b w:val="0"/>
           <w:sz w:val="21"/>
         </w:rPr>
-        <w:t>像素灰度差大，对比度 Ca 大（0.2106）；极亮、极暗灰度组合频繁出现，</w:t>
+        <w:t>矩形几何为前提（第四部分 4.5）。圆形、三角形及其他异形板面暂不适用——</w:t>
       </w:r>
       <w:r>
         <w:br/>
@@ -11178,7 +10642,7 @@
           <w:b w:val="0"/>
           <w:sz w:val="21"/>
         </w:rPr>
-        <w:t>聚类突出 CPa 大（998.8）——两项归一合成后 CCP = 1.272，为</w:t>
+        <w:t>既有实现对无法按矩形口径处理的输入拒绝出分，不输出近似值。异形产品如</w:t>
       </w:r>
       <w:r>
         <w:br/>
@@ -11189,7 +10653,7 @@
           <w:b w:val="0"/>
           <w:sz w:val="21"/>
         </w:rPr>
-        <w:t>115 片中最高（纹理最强）。样片丁纹理浅、变化平缓，两项都小，</w:t>
+        <w:t>需纳入，须另行定义相应的形状口径（等罚线与板缘的对应关系、边框带的</w:t>
       </w:r>
       <w:r>
         <w:br/>
@@ -11200,72 +10664,7 @@
           <w:b w:val="0"/>
           <w:sz w:val="21"/>
         </w:rPr>
-        <w:t>CCP = 0.555，为 115 片中最低。</w:t>
-      </w:r>
-      <w:r>
-        <w:br/>
-      </w:r>
-      <w:r>
-        <w:rPr>
-          <w:rFonts w:ascii="Microsoft YaHei" w:hAnsi="Microsoft YaHei" w:eastAsia="微软雅黑"/>
-          <w:b w:val="0"/>
-          <w:sz w:val="21"/>
-        </w:rPr>
-      </w:r>
-      <w:r>
-        <w:br/>
-      </w:r>
-      <w:r>
-        <w:rPr>
-          <w:rFonts w:ascii="Microsoft YaHei" w:hAnsi="Microsoft YaHei" w:eastAsia="微软雅黑"/>
-          <w:b w:val="0"/>
-          <w:sz w:val="21"/>
-        </w:rPr>
-        <w:t>两点观察：其一，CCP 只回答"纹理有多剧烈"，不回答"斑长在板面哪里"</w:t>
-      </w:r>
-      <w:r>
-        <w:br/>
-      </w:r>
-      <w:r>
-        <w:rPr>
-          <w:rFonts w:ascii="Microsoft YaHei" w:hAnsi="Microsoft YaHei" w:eastAsia="微软雅黑"/>
-          <w:b w:val="0"/>
-          <w:sz w:val="21"/>
-        </w:rPr>
-        <w:t>——位置问题由位置指标承担（正交分工的构造性论证见 5.2，平移实测见</w:t>
-      </w:r>
-      <w:r>
-        <w:br/>
-      </w:r>
-      <w:r>
-        <w:rPr>
-          <w:rFonts w:ascii="Microsoft YaHei" w:hAnsi="Microsoft YaHei" w:eastAsia="微软雅黑"/>
-          <w:b w:val="0"/>
-          <w:sz w:val="21"/>
-        </w:rPr>
-        <w:t>6.5）。其二，样片丙 CCP = 1.272 超过草案值域 0～1：因当前 C_max、</w:t>
-      </w:r>
-      <w:r>
-        <w:br/>
-      </w:r>
-      <w:r>
-        <w:rPr>
-          <w:rFonts w:ascii="Microsoft YaHei" w:hAnsi="Microsoft YaHei" w:eastAsia="微软雅黑"/>
-          <w:b w:val="0"/>
-          <w:sz w:val="21"/>
-        </w:rPr>
-        <w:t>CP_max 为批内初值而非参考最差样品标定（第七部分②），绝对量值仅具</w:t>
-      </w:r>
-      <w:r>
-        <w:br/>
-      </w:r>
-      <w:r>
-        <w:rPr>
-          <w:rFonts w:ascii="Microsoft YaHei" w:hAnsi="Microsoft YaHei" w:eastAsia="微软雅黑"/>
-          <w:b w:val="0"/>
-          <w:sz w:val="21"/>
-        </w:rPr>
-        <w:t>批内相对意义，不影响本例的相对比较。</w:t>
+        <w:t>逐边语义等），可作为标准制定阶段的扩展议题。</w:t>
       </w:r>
     </w:p>
     <w:p>
@@ -11278,7 +10677,7 @@
           <w:b/>
           <w:sz w:val="22"/>
         </w:rPr>
-        <w:t>6.5　CCP 位置盲区的构造演示</w:t>
+        <w:t>6.2　标定状态清单（如实列示）</w:t>
       </w:r>
     </w:p>
     <w:p>
@@ -11291,7 +10690,7 @@
           <w:b w:val="0"/>
           <w:sz w:val="21"/>
         </w:rPr>
-        <w:t>取本批集中度最高的样片戊（ρu = 0.1359，人工 65 分）。为保证构造</w:t>
+        <w:t>① 评分层三参数 ρ0 = 0.33、C_0 = 0.10、C_1 = 0.65：已按 115 片人工标注</w:t>
       </w:r>
       <w:r>
         <w:br/>
@@ -11302,7 +10701,7 @@
           <w:b w:val="0"/>
           <w:sz w:val="21"/>
         </w:rPr>
-        <w:t>无缝，先按实测边框带宽度（另加 1% 余量）裁除四周的边缘应力亮带，再将</w:t>
+        <w:t xml:space="preserve">　 样片初标（2026-07-22，见 5.2）；该初标为**样内**择优，非正式标定程序，</w:t>
       </w:r>
       <w:r>
         <w:br/>
@@ -11313,7 +10712,7 @@
           <w:b w:val="0"/>
           <w:sz w:val="21"/>
         </w:rPr>
-        <w:t>剩余内部区域整体垂直循环平移四分之一板高（构造图像，仅用于演示）：图中</w:t>
+        <w:t xml:space="preserve">　 纳入标准前应按标定规程在独立样本上重标。工程实现中这三个值自 2026-08-03</w:t>
       </w:r>
       <w:r>
         <w:br/>
@@ -11324,7 +10723,7 @@
           <w:b w:val="0"/>
           <w:sz w:val="21"/>
         </w:rPr>
-        <w:t>内容不增不减，相邻灰度对的统计仅在拼接缝一线改变——中央斑带整体移离</w:t>
+        <w:t xml:space="preserve">　 起为方案级可调参数（随评分方案保存、可远程下发），故属限值性质而非定义</w:t>
       </w:r>
       <w:r>
         <w:br/>
@@ -11335,296 +10734,18 @@
           <w:b w:val="0"/>
           <w:sz w:val="21"/>
         </w:rPr>
-        <w:t>板面中心、移向板缘方向。</w:t>
-      </w:r>
-    </w:p>
-    <w:tbl>
-      <w:tblPr>
-        <w:tblW w:type="auto" w:w="0"/>
-        <w:jc w:val="center"/>
-        <w:tblLook w:firstColumn="1" w:firstRow="1" w:lastColumn="0" w:lastRow="0" w:noHBand="0" w:noVBand="1" w:val="04A0"/>
-      </w:tblPr>
-      <w:tblGrid>
-        <w:gridCol w:w="4320"/>
-        <w:gridCol w:w="4320"/>
-      </w:tblGrid>
-      <w:tr>
-        <w:tc>
-          <w:tcPr>
-            <w:tcW w:type="dxa" w:w="4320"/>
-          </w:tcPr>
-          <w:p>
-            <w:pPr>
-              <w:jc w:val="center"/>
-            </w:pPr>
-            <w:r>
-              <w:drawing>
-                <wp:inline xmlns:a="http://schemas.openxmlformats.org/drawingml/2006/main" xmlns:pic="http://schemas.openxmlformats.org/drawingml/2006/picture">
-                  <wp:extent cx="2651760" cy="806893"/>
-                  <wp:docPr id="41" name="Picture 41"/>
-                  <wp:cNvGraphicFramePr>
-                    <a:graphicFrameLocks noChangeAspect="1"/>
-                  </wp:cNvGraphicFramePr>
-                  <a:graphic>
-                    <a:graphicData uri="http://schemas.openxmlformats.org/drawingml/2006/picture">
-                      <pic:pic>
-                        <pic:nvPicPr>
-                          <pic:cNvPr id="0" name="roll_a.png"/>
-                          <pic:cNvPicPr/>
-                        </pic:nvPicPr>
-                        <pic:blipFill>
-                          <a:blip r:embed="rId49"/>
-                          <a:stretch>
-                            <a:fillRect/>
-                          </a:stretch>
-                        </pic:blipFill>
-                        <pic:spPr>
-                          <a:xfrm>
-                            <a:off x="0" y="0"/>
-                            <a:ext cx="2651760" cy="806893"/>
-                          </a:xfrm>
-                          <a:prstGeom prst="rect"/>
-                        </pic:spPr>
-                      </pic:pic>
-                    </a:graphicData>
-                  </a:graphic>
-                </wp:inline>
-              </w:drawing>
-            </w:r>
-          </w:p>
-        </w:tc>
-        <w:tc>
-          <w:tcPr>
-            <w:tcW w:type="dxa" w:w="4320"/>
-          </w:tcPr>
-          <w:p>
-            <w:pPr>
-              <w:jc w:val="center"/>
-            </w:pPr>
-            <w:r>
-              <w:drawing>
-                <wp:inline xmlns:a="http://schemas.openxmlformats.org/drawingml/2006/main" xmlns:pic="http://schemas.openxmlformats.org/drawingml/2006/picture">
-                  <wp:extent cx="2651760" cy="806893"/>
-                  <wp:docPr id="42" name="Picture 42"/>
-                  <wp:cNvGraphicFramePr>
-                    <a:graphicFrameLocks noChangeAspect="1"/>
-                  </wp:cNvGraphicFramePr>
-                  <a:graphic>
-                    <a:graphicData uri="http://schemas.openxmlformats.org/drawingml/2006/picture">
-                      <pic:pic>
-                        <pic:nvPicPr>
-                          <pic:cNvPr id="0" name="roll_b.png"/>
-                          <pic:cNvPicPr/>
-                        </pic:nvPicPr>
-                        <pic:blipFill>
-                          <a:blip r:embed="rId50"/>
-                          <a:stretch>
-                            <a:fillRect/>
-                          </a:stretch>
-                        </pic:blipFill>
-                        <pic:spPr>
-                          <a:xfrm>
-                            <a:off x="0" y="0"/>
-                            <a:ext cx="2651760" cy="806893"/>
-                          </a:xfrm>
-                          <a:prstGeom prst="rect"/>
-                        </pic:spPr>
-                      </pic:pic>
-                    </a:graphicData>
-                  </a:graphic>
-                </wp:inline>
-              </w:drawing>
-            </w:r>
-          </w:p>
-        </w:tc>
-      </w:tr>
-      <w:tr>
-        <w:tc>
-          <w:tcPr>
-            <w:tcW w:type="dxa" w:w="4320"/>
-          </w:tcPr>
-          <w:p>
-            <w:pPr>
-              <w:jc w:val="center"/>
-            </w:pPr>
-            <w:r>
-              <w:rPr>
-                <w:rFonts w:ascii="Microsoft YaHei" w:hAnsi="Microsoft YaHei" w:eastAsia="微软雅黑"/>
-                <w:b w:val="0"/>
-                <w:color w:val="606060"/>
-                <w:sz w:val="18"/>
-              </w:rPr>
-              <w:t>图 6-6　平移前（斑居板面中央）</w:t>
-            </w:r>
-          </w:p>
-        </w:tc>
-        <w:tc>
-          <w:tcPr>
-            <w:tcW w:type="dxa" w:w="4320"/>
-          </w:tcPr>
-          <w:p>
-            <w:pPr>
-              <w:jc w:val="center"/>
-            </w:pPr>
-            <w:r>
-              <w:rPr>
-                <w:rFonts w:ascii="Microsoft YaHei" w:hAnsi="Microsoft YaHei" w:eastAsia="微软雅黑"/>
-                <w:b w:val="0"/>
-                <w:color w:val="606060"/>
-                <w:sz w:val="18"/>
-              </w:rPr>
-              <w:t>图 6-7　平移后（斑移离中心）</w:t>
-            </w:r>
-          </w:p>
-        </w:tc>
-      </w:tr>
-    </w:tbl>
-    <w:p>
-      <w:pPr>
-        <w:spacing w:after="0"/>
-      </w:pPr>
-    </w:p>
-    <w:tbl>
-      <w:tblPr>
-        <w:tblStyle w:val="TableGrid"/>
-        <w:tblW w:type="auto" w:w="0"/>
-        <w:jc w:val="center"/>
-        <w:tblLook w:firstColumn="1" w:firstRow="1" w:lastColumn="0" w:lastRow="0" w:noHBand="0" w:noVBand="1" w:val="04A0"/>
-      </w:tblPr>
-      <w:tblGrid>
-        <w:gridCol w:w="2880"/>
-        <w:gridCol w:w="2880"/>
-        <w:gridCol w:w="2880"/>
-      </w:tblGrid>
-      <w:tr>
-        <w:tc>
-          <w:tcPr>
-            <w:tcW w:type="dxa" w:w="2880"/>
-          </w:tcPr>
-          <w:p>
-            <w:pPr>
-              <w:spacing w:after="0"/>
-            </w:pPr>
-            <w:r>
-              <w:rPr>
-                <w:rFonts w:ascii="Microsoft YaHei" w:hAnsi="Microsoft YaHei" w:eastAsia="微软雅黑"/>
-                <w:b/>
-                <w:sz w:val="18"/>
-              </w:rPr>
-              <w:t>平移前</w:t>
-            </w:r>
-          </w:p>
-        </w:tc>
-        <w:tc>
-          <w:tcPr>
-            <w:tcW w:type="dxa" w:w="2880"/>
-          </w:tcPr>
-          <w:p>
-            <w:pPr>
-              <w:spacing w:after="0"/>
-            </w:pPr>
-            <w:r>
-              <w:rPr>
-                <w:rFonts w:ascii="Microsoft YaHei" w:hAnsi="Microsoft YaHei" w:eastAsia="微软雅黑"/>
-                <w:b/>
-                <w:sz w:val="18"/>
-              </w:rPr>
-              <w:t>ρu = 0.1359</w:t>
-            </w:r>
-          </w:p>
-        </w:tc>
-        <w:tc>
-          <w:tcPr>
-            <w:tcW w:type="dxa" w:w="2880"/>
-          </w:tcPr>
-          <w:p>
-            <w:pPr>
-              <w:spacing w:after="0"/>
-            </w:pPr>
-            <w:r>
-              <w:rPr>
-                <w:rFonts w:ascii="Microsoft YaHei" w:hAnsi="Microsoft YaHei" w:eastAsia="微软雅黑"/>
-                <w:b/>
-                <w:sz w:val="18"/>
-              </w:rPr>
-              <w:t>CCP = 0.881（Ca = 0.0989，CPa = 244.4）</w:t>
-            </w:r>
-          </w:p>
-        </w:tc>
-      </w:tr>
-      <w:tr>
-        <w:tc>
-          <w:tcPr>
-            <w:tcW w:type="dxa" w:w="2880"/>
-          </w:tcPr>
-          <w:p>
-            <w:pPr>
-              <w:spacing w:after="0"/>
-            </w:pPr>
-            <w:r>
-              <w:rPr>
-                <w:rFonts w:ascii="Microsoft YaHei" w:hAnsi="Microsoft YaHei" w:eastAsia="微软雅黑"/>
-                <w:b w:val="0"/>
-                <w:sz w:val="18"/>
-              </w:rPr>
-              <w:t>平移后</w:t>
-            </w:r>
-          </w:p>
-        </w:tc>
-        <w:tc>
-          <w:tcPr>
-            <w:tcW w:type="dxa" w:w="2880"/>
-          </w:tcPr>
-          <w:p>
-            <w:pPr>
-              <w:spacing w:after="0"/>
-            </w:pPr>
-            <w:r>
-              <w:rPr>
-                <w:rFonts w:ascii="Microsoft YaHei" w:hAnsi="Microsoft YaHei" w:eastAsia="微软雅黑"/>
-                <w:b w:val="0"/>
-                <w:sz w:val="18"/>
-              </w:rPr>
-              <w:t>ρu = 0.0981</w:t>
-            </w:r>
-          </w:p>
-        </w:tc>
-        <w:tc>
-          <w:tcPr>
-            <w:tcW w:type="dxa" w:w="2880"/>
-          </w:tcPr>
-          <w:p>
-            <w:pPr>
-              <w:spacing w:after="0"/>
-            </w:pPr>
-            <w:r>
-              <w:rPr>
-                <w:rFonts w:ascii="Microsoft YaHei" w:hAnsi="Microsoft YaHei" w:eastAsia="微软雅黑"/>
-                <w:b w:val="0"/>
-                <w:sz w:val="18"/>
-              </w:rPr>
-              <w:t>CCP = 0.904（Ca = 0.1081，CPa = 244.1）</w:t>
-            </w:r>
-          </w:p>
-        </w:tc>
-      </w:tr>
-    </w:tbl>
-    <w:p>
-      <w:pPr>
-        <w:spacing w:after="0"/>
-      </w:pPr>
-    </w:p>
-    <w:p>
-      <w:pPr>
-        <w:spacing w:after="80"/>
-      </w:pPr>
+        <w:t xml:space="preserve">　 的一部分——建议标准文本以 ρu 与 A_w 为规范性定义对象，三个刻度作</w:t>
+      </w:r>
+      <w:r>
+        <w:br/>
+      </w:r>
       <w:r>
         <w:rPr>
           <w:rFonts w:ascii="Microsoft YaHei" w:hAnsi="Microsoft YaHei" w:eastAsia="微软雅黑"/>
           <w:b w:val="0"/>
           <w:sz w:val="21"/>
         </w:rPr>
-        <w:t>结果：斑纹整体移离板面中心后，CCP 前后分别为 0.881 与 0.904（变化</w:t>
+        <w:t xml:space="preserve">　 产品侧工程取值列示；</w:t>
       </w:r>
       <w:r>
         <w:br/>
@@ -11635,7 +10756,7 @@
           <w:b w:val="0"/>
           <w:sz w:val="21"/>
         </w:rPr>
-        <w:t>+0.023，约 2.6%，量级=拼接缝扰动）——斑在板面上的位置移动，CCP</w:t>
+        <w:t>② 权重下限 w_0 = 0.3（指标层唯一待标定项）与覆盖判斑灰度阈 G_0 = 30：</w:t>
       </w:r>
       <w:r>
         <w:br/>
@@ -11646,7 +10767,7 @@
           <w:b w:val="0"/>
           <w:sz w:val="21"/>
         </w:rPr>
-        <w:t>几乎无从反映。指标主量 ρu 由 0.1359 降至 0.0981（降幅约 28%）：同样</w:t>
+        <w:t xml:space="preserve">　 工程设定值，未经标定（G_0 与 ④ 联动——灰度标定完成后应换算为光程差阈）；</w:t>
       </w:r>
       <w:r>
         <w:br/>
@@ -11657,7 +10778,7 @@
           <w:b w:val="0"/>
           <w:sz w:val="21"/>
         </w:rPr>
-        <w:t>这些斑，因离开高权重的中央区而加权罚分显著减轻，位置变化被明确计量。</w:t>
+        <w:t>③ 几何标定（毫米/像素）：产线线扫原图本即 1 像素 = 1 毫米，标准化重采样</w:t>
       </w:r>
       <w:r>
         <w:br/>
@@ -11668,215 +10789,7 @@
           <w:b w:val="0"/>
           <w:sz w:val="21"/>
         </w:rPr>
-        <w:t>此即第五部分 5.2 论证的实测印证。</w:t>
-      </w:r>
-      <w:r>
-        <w:br/>
-      </w:r>
-      <w:r>
-        <w:rPr>
-          <w:rFonts w:ascii="Microsoft YaHei" w:hAnsi="Microsoft YaHei" w:eastAsia="微软雅黑"/>
-          <w:b w:val="0"/>
-          <w:sz w:val="21"/>
-        </w:rPr>
-        <w:t>口径说明：本演示以指标主量 ρu 论证（构造图像的裁边会牵动评分层覆盖</w:t>
-      </w:r>
-      <w:r>
-        <w:br/>
-      </w:r>
-      <w:r>
-        <w:rPr>
-          <w:rFonts w:ascii="Microsoft YaHei" w:hAnsi="Microsoft YaHei" w:eastAsia="微软雅黑"/>
-          <w:b w:val="0"/>
-          <w:sz w:val="21"/>
-        </w:rPr>
-        <w:t>支路的边框带重估，评分值不入演示口径，如实说明）。</w:t>
-      </w:r>
-    </w:p>
-    <w:p>
-      <w:pPr>
-        <w:spacing w:after="80" w:before="200"/>
-      </w:pPr>
-      <w:r>
-        <w:rPr>
-          <w:rFonts w:ascii="Microsoft YaHei" w:hAnsi="Microsoft YaHei" w:eastAsia="微软雅黑"/>
-          <w:b/>
-          <w:sz w:val="26"/>
-        </w:rPr>
-        <w:t>第七部分　现状与待标定项</w:t>
-      </w:r>
-    </w:p>
-    <w:p>
-      <w:pPr>
-        <w:spacing w:after="80" w:before="120"/>
-      </w:pPr>
-      <w:r>
-        <w:rPr>
-          <w:rFonts w:ascii="Microsoft YaHei" w:hAnsi="Microsoft YaHei" w:eastAsia="微软雅黑"/>
-          <w:b/>
-          <w:sz w:val="22"/>
-        </w:rPr>
-        <w:t>7.1　适用范围（形状限制）</w:t>
-      </w:r>
-    </w:p>
-    <w:p>
-      <w:pPr>
-        <w:spacing w:after="80"/>
-      </w:pPr>
-      <w:r>
-        <w:rPr>
-          <w:rFonts w:ascii="Microsoft YaHei" w:hAnsi="Microsoft YaHei" w:eastAsia="微软雅黑"/>
-          <w:b w:val="0"/>
-          <w:sz w:val="21"/>
-        </w:rPr>
-        <w:t>本指标当前仅覆盖矩形玻璃板：四角矫正、边框带扫描、切比雪夫等罚线均以</w:t>
-      </w:r>
-      <w:r>
-        <w:br/>
-      </w:r>
-      <w:r>
-        <w:rPr>
-          <w:rFonts w:ascii="Microsoft YaHei" w:hAnsi="Microsoft YaHei" w:eastAsia="微软雅黑"/>
-          <w:b w:val="0"/>
-          <w:sz w:val="21"/>
-        </w:rPr>
-        <w:t>矩形几何为前提（第四部分 4.5）。圆形、三角形及其他异形板面暂不适用——</w:t>
-      </w:r>
-      <w:r>
-        <w:br/>
-      </w:r>
-      <w:r>
-        <w:rPr>
-          <w:rFonts w:ascii="Microsoft YaHei" w:hAnsi="Microsoft YaHei" w:eastAsia="微软雅黑"/>
-          <w:b w:val="0"/>
-          <w:sz w:val="21"/>
-        </w:rPr>
-        <w:t>既有实现对无法按矩形口径处理的输入拒绝出分，不输出近似值。异形产品如</w:t>
-      </w:r>
-      <w:r>
-        <w:br/>
-      </w:r>
-      <w:r>
-        <w:rPr>
-          <w:rFonts w:ascii="Microsoft YaHei" w:hAnsi="Microsoft YaHei" w:eastAsia="微软雅黑"/>
-          <w:b w:val="0"/>
-          <w:sz w:val="21"/>
-        </w:rPr>
-        <w:t>需纳入，须另行定义相应的形状口径（等罚线与板缘的对应关系、边框带的</w:t>
-      </w:r>
-      <w:r>
-        <w:br/>
-      </w:r>
-      <w:r>
-        <w:rPr>
-          <w:rFonts w:ascii="Microsoft YaHei" w:hAnsi="Microsoft YaHei" w:eastAsia="微软雅黑"/>
-          <w:b w:val="0"/>
-          <w:sz w:val="21"/>
-        </w:rPr>
-        <w:t>逐边语义等），可作为标准制定阶段的扩展议题。</w:t>
-      </w:r>
-    </w:p>
-    <w:p>
-      <w:pPr>
-        <w:spacing w:after="80" w:before="120"/>
-      </w:pPr>
-      <w:r>
-        <w:rPr>
-          <w:rFonts w:ascii="Microsoft YaHei" w:hAnsi="Microsoft YaHei" w:eastAsia="微软雅黑"/>
-          <w:b/>
-          <w:sz w:val="22"/>
-        </w:rPr>
-        <w:t>7.2　标定状态清单（如实列示）</w:t>
-      </w:r>
-    </w:p>
-    <w:p>
-      <w:pPr>
-        <w:spacing w:after="80"/>
-      </w:pPr>
-      <w:r>
-        <w:rPr>
-          <w:rFonts w:ascii="Microsoft YaHei" w:hAnsi="Microsoft YaHei" w:eastAsia="微软雅黑"/>
-          <w:b w:val="0"/>
-          <w:sz w:val="21"/>
-        </w:rPr>
-        <w:t>① 评分层三参数 ρ0 = 0.33、C_0 = 0.10、C_1 = 0.65：已按 115 片人工标注</w:t>
-      </w:r>
-      <w:r>
-        <w:br/>
-      </w:r>
-      <w:r>
-        <w:rPr>
-          <w:rFonts w:ascii="Microsoft YaHei" w:hAnsi="Microsoft YaHei" w:eastAsia="微软雅黑"/>
-          <w:b w:val="0"/>
-          <w:sz w:val="21"/>
-        </w:rPr>
-        <w:t xml:space="preserve">　 样片初标（2026-07-22，见 6.2；秩相关 0.89、分档均值严格单调）；初标非</w:t>
-      </w:r>
-      <w:r>
-        <w:br/>
-      </w:r>
-      <w:r>
-        <w:rPr>
-          <w:rFonts w:ascii="Microsoft YaHei" w:hAnsi="Microsoft YaHei" w:eastAsia="微软雅黑"/>
-          <w:b w:val="0"/>
-          <w:sz w:val="21"/>
-        </w:rPr>
-        <w:t xml:space="preserve">　 正式标定程序，纳入标准前应按标定规程重标；</w:t>
-      </w:r>
-      <w:r>
-        <w:br/>
-      </w:r>
-      <w:r>
-        <w:rPr>
-          <w:rFonts w:ascii="Microsoft YaHei" w:hAnsi="Microsoft YaHei" w:eastAsia="微软雅黑"/>
-          <w:b w:val="0"/>
-          <w:sz w:val="21"/>
-        </w:rPr>
-        <w:t>② 权重下限 w_0 = 0.3（指标层唯一待标定项）与覆盖判斑灰度阈 G_0 = 30：</w:t>
-      </w:r>
-      <w:r>
-        <w:br/>
-      </w:r>
-      <w:r>
-        <w:rPr>
-          <w:rFonts w:ascii="Microsoft YaHei" w:hAnsi="Microsoft YaHei" w:eastAsia="微软雅黑"/>
-          <w:b w:val="0"/>
-          <w:sz w:val="21"/>
-        </w:rPr>
-        <w:t xml:space="preserve">　 工程设定值，未经标定（G_0 与 ④ 联动——灰度标定完成后应换算为光程差阈）；</w:t>
-      </w:r>
-      <w:r>
-        <w:br/>
-      </w:r>
-      <w:r>
-        <w:rPr>
-          <w:rFonts w:ascii="Microsoft YaHei" w:hAnsi="Microsoft YaHei" w:eastAsia="微软雅黑"/>
-          <w:b w:val="0"/>
-          <w:sz w:val="21"/>
-        </w:rPr>
-        <w:t>③ CCP 参考值 C_max = 0.1、CP_max = 700.0：本批实测初值，非草案要求的</w:t>
-      </w:r>
-      <w:r>
-        <w:br/>
-      </w:r>
-      <w:r>
-        <w:rPr>
-          <w:rFonts w:ascii="Microsoft YaHei" w:hAnsi="Microsoft YaHei" w:eastAsia="微软雅黑"/>
-          <w:b w:val="0"/>
-          <w:sz w:val="21"/>
-        </w:rPr>
-        <w:t xml:space="preserve">　 参考最差样品标定（配置标志位显式声明，逐片结果携带该标志）；几何标定</w:t>
-      </w:r>
-      <w:r>
-        <w:br/>
-      </w:r>
-      <w:r>
-        <w:rPr>
-          <w:rFonts w:ascii="Microsoft YaHei" w:hAnsi="Microsoft YaHei" w:eastAsia="微软雅黑"/>
-          <w:b w:val="0"/>
-          <w:sz w:val="21"/>
-        </w:rPr>
-        <w:t xml:space="preserve">　 （毫米/像素）未标定，CCP 未执行标准化重采样，跨设备不可比；</w:t>
+        <w:t xml:space="preserve">　 为恒等映射；其他成像方式接入前须逐设备确认该前提；</w:t>
       </w:r>
       <w:r>
         <w:br/>
